--- a/app/modulos/ribot/plantillas/MODELO SMD.docx
+++ b/app/modulos/ribot/plantillas/MODELO SMD.docx
@@ -12,15 +12,6 @@
           <w:lang w:val="en-US"/>
         </w:rPr>
       </w:pPr>
-    </w:p>
-    <w:p>
-      <w:pPr>
-        <w:ind w:left="0" w:right="1133"/>
-        <w:jc w:val="right"/>
-        <w:rPr>
-          <w:rFonts w:ascii="Arial" w:hAnsi="Arial" w:cs="Arial"/>
-        </w:rPr>
-      </w:pPr>
       <w:r>
         <w:rPr>
           <w:rFonts w:ascii="Arial" w:hAnsi="Arial" w:cs="Arial"/>
@@ -28,13 +19,13 @@
           <w:lang w:val="en-US"/>
         </w:rPr>
         <w:drawing>
-          <wp:anchor distT="0" distB="0" distL="114300" distR="114300" simplePos="0" relativeHeight="251659264" behindDoc="1" locked="0" layoutInCell="1" allowOverlap="1" wp14:anchorId="0A403291" wp14:editId="204794A4">
+          <wp:anchor distT="0" distB="0" distL="114300" distR="114300" simplePos="0" relativeHeight="251659264" behindDoc="1" locked="0" layoutInCell="1" allowOverlap="1" wp14:anchorId="0A403291" wp14:editId="3C77D0AA">
             <wp:simplePos x="0" y="0"/>
             <wp:positionH relativeFrom="margin">
-              <wp:align>center</wp:align>
+              <wp:posOffset>3025802</wp:posOffset>
             </wp:positionH>
             <wp:positionV relativeFrom="paragraph">
-              <wp:posOffset>110183</wp:posOffset>
+              <wp:posOffset>7952</wp:posOffset>
             </wp:positionV>
             <wp:extent cx="1327150" cy="1210945"/>
             <wp:effectExtent l="0" t="0" r="6350" b="8255"/>
@@ -90,6 +81,15 @@
     </w:p>
     <w:p>
       <w:pPr>
+        <w:ind w:left="0" w:right="1133"/>
+        <w:jc w:val="right"/>
+        <w:rPr>
+          <w:rFonts w:ascii="Arial" w:hAnsi="Arial" w:cs="Arial"/>
+        </w:rPr>
+      </w:pPr>
+    </w:p>
+    <w:p>
+      <w:pPr>
         <w:tabs>
           <w:tab w:val="right" w:pos="10773"/>
         </w:tabs>
@@ -132,28 +132,6 @@
     </w:p>
     <w:p>
       <w:pPr>
-        <w:spacing w:after="0"/>
-        <w:ind w:right="1133"/>
-        <w:rPr>
-          <w:rFonts w:ascii="Arial" w:hAnsi="Arial" w:cs="Arial"/>
-          <w:b/>
-          <w:sz w:val="28"/>
-        </w:rPr>
-      </w:pPr>
-    </w:p>
-    <w:p>
-      <w:pPr>
-        <w:spacing w:after="0" w:line="200" w:lineRule="atLeast"/>
-        <w:jc w:val="center"/>
-        <w:rPr>
-          <w:rFonts w:ascii="Arial" w:hAnsi="Arial" w:cs="Arial"/>
-          <w:b/>
-          <w:sz w:val="28"/>
-        </w:rPr>
-      </w:pPr>
-    </w:p>
-    <w:p>
-      <w:pPr>
         <w:spacing w:after="0" w:line="200" w:lineRule="atLeast"/>
         <w:jc w:val="center"/>
         <w:rPr>
@@ -180,19 +158,31 @@
         <w:rPr>
           <w:rFonts w:ascii="Arial" w:hAnsi="Arial" w:cs="Arial"/>
           <w:b/>
-          <w:sz w:val="28"/>
-          <w:szCs w:val="28"/>
-        </w:rPr>
-      </w:pPr>
-      <w:r>
+          <w:sz w:val="24"/>
+          <w:szCs w:val="24"/>
+        </w:rPr>
+      </w:pPr>
+      <w:r>
+        <w:rPr>
+          <w:rFonts w:ascii="Arial" w:hAnsi="Arial" w:cs="Arial"/>
+          <w:b/>
+          <w:sz w:val="24"/>
+          <w:szCs w:val="24"/>
+        </w:rPr>
+        <w:t>INTENDENCIA DE TRIBUTOS INTERNOS JUNIN</w:t>
+      </w:r>
+    </w:p>
+    <w:p>
+      <w:pPr>
+        <w:spacing w:after="0" w:line="200" w:lineRule="atLeast"/>
+        <w:jc w:val="center"/>
         <w:rPr>
           <w:rFonts w:ascii="Arial" w:hAnsi="Arial" w:cs="Arial"/>
           <w:b/>
           <w:sz w:val="28"/>
           <w:szCs w:val="28"/>
         </w:rPr>
-        <w:t>RESOLUCIÓN</w:t>
-      </w:r>
+      </w:pPr>
       <w:r>
         <w:rPr>
           <w:rFonts w:ascii="Arial" w:hAnsi="Arial" w:cs="Arial"/>
@@ -200,7 +190,7 @@
           <w:sz w:val="28"/>
           <w:szCs w:val="28"/>
         </w:rPr>
-        <w:t xml:space="preserve"> DE INTENDENCIA </w:t>
+        <w:t xml:space="preserve">RESOLUCIÓN DE INTENDENCIA </w:t>
       </w:r>
     </w:p>
     <w:p>
@@ -214,7 +204,6 @@
           <w:szCs w:val="28"/>
         </w:rPr>
       </w:pPr>
-      <w:proofErr w:type="spellStart"/>
       <w:r>
         <w:rPr>
           <w:rFonts w:ascii="Arial" w:hAnsi="Arial" w:cs="Arial"/>
@@ -222,17 +211,7 @@
           <w:sz w:val="28"/>
           <w:szCs w:val="28"/>
         </w:rPr>
-        <w:t>N.°</w:t>
-      </w:r>
-      <w:proofErr w:type="spellEnd"/>
-      <w:r>
-        <w:rPr>
-          <w:rFonts w:ascii="Arial" w:hAnsi="Arial" w:cs="Arial"/>
-          <w:b/>
-          <w:sz w:val="28"/>
-          <w:szCs w:val="28"/>
-        </w:rPr>
-        <w:t xml:space="preserve"> </w:t>
+        <w:t xml:space="preserve">N.° </w:t>
       </w:r>
       <w:r>
         <w:rPr>
@@ -278,16 +257,16 @@
           <w:szCs w:val="20"/>
           <w:lang w:val="es-ES_tradnl"/>
         </w:rPr>
-        <w:t>{{CIUDAD}}, {{FECHA_RES}}</w:t>
-      </w:r>
-      <w:r>
-        <w:rPr>
-          <w:rFonts w:ascii="Arial" w:hAnsi="Arial" w:cs="Arial"/>
-          <w:sz w:val="20"/>
-          <w:szCs w:val="20"/>
-          <w:lang w:val="es-ES_tradnl"/>
-        </w:rPr>
-        <w:t>.</w:t>
+        <w:t xml:space="preserve">Huancayo, </w:t>
+      </w:r>
+      <w:r>
+        <w:rPr>
+          <w:rFonts w:ascii="Arial" w:hAnsi="Arial" w:cs="Arial"/>
+          <w:sz w:val="20"/>
+          <w:szCs w:val="20"/>
+          <w:lang w:val="es-ES_tradnl"/>
+        </w:rPr>
+        <w:t>{{FECHA_RES}}</w:t>
       </w:r>
     </w:p>
     <w:p>
@@ -324,21 +303,411 @@
       </w:pPr>
       <w:r>
         <w:rPr>
+          <w:rFonts w:ascii="Arial" w:hAnsi="Arial" w:cs="Arial"/>
+          <w:b/>
+          <w:sz w:val="20"/>
+          <w:szCs w:val="20"/>
+          <w:lang w:val="es-ES_tradnl"/>
+        </w:rPr>
+        <w:t>VISTO</w:t>
+      </w:r>
+      <w:r>
+        <w:rPr>
+          <w:rFonts w:ascii="Arial" w:hAnsi="Arial" w:cs="Arial"/>
+          <w:bCs/>
+          <w:sz w:val="20"/>
+          <w:szCs w:val="20"/>
+          <w:lang w:val="es-ES_tradnl"/>
+        </w:rPr>
+        <w:t xml:space="preserve">, el Expediente N.º </w:t>
+      </w:r>
+      <w:bookmarkStart w:id="0" w:name="_Hlk32479928"/>
+      <w:r>
+        <w:rPr>
+          <w:rFonts w:ascii="Arial" w:hAnsi="Arial" w:cs="Arial"/>
+          <w:bCs/>
+          <w:sz w:val="20"/>
+          <w:szCs w:val="20"/>
+        </w:rPr>
+        <w:t>{{NRO_EXP}}</w:t>
+      </w:r>
+      <w:r>
+        <w:rPr>
+          <w:rFonts w:ascii="Arial" w:hAnsi="Arial" w:cs="Arial"/>
+          <w:bCs/>
+          <w:sz w:val="20"/>
+          <w:szCs w:val="20"/>
+        </w:rPr>
+        <w:t xml:space="preserve"> </w:t>
+      </w:r>
+      <w:r>
+        <w:rPr>
+          <w:rFonts w:ascii="Arial" w:hAnsi="Arial" w:cs="Arial"/>
+          <w:bCs/>
+          <w:sz w:val="20"/>
+          <w:szCs w:val="20"/>
+        </w:rPr>
+        <w:t>generado por la emisión de oficio del</w:t>
+      </w:r>
+      <w:r>
+        <w:rPr>
+          <w:rFonts w:ascii="Arial" w:hAnsi="Arial" w:cs="Arial"/>
+          <w:bCs/>
+          <w:sz w:val="20"/>
+          <w:szCs w:val="20"/>
+        </w:rPr>
+        <w:t xml:space="preserve"> </w:t>
+      </w:r>
+      <w:r>
+        <w:rPr>
+          <w:rFonts w:ascii="Arial" w:hAnsi="Arial" w:cs="Arial"/>
+          <w:bCs/>
+          <w:sz w:val="20"/>
+          <w:szCs w:val="20"/>
+          <w:lang w:val="es-ES_tradnl"/>
+        </w:rPr>
+        <w:t xml:space="preserve">Formulario N.º 194 “Comunicación para la revocación, modificación, sustitución, complementación o convalidación de los actos administrativos” de fecha </w:t>
+      </w:r>
+      <w:r>
+        <w:rPr>
+          <w:rFonts w:ascii="Arial" w:hAnsi="Arial" w:cs="Arial"/>
+          <w:bCs/>
+          <w:sz w:val="20"/>
+          <w:szCs w:val="20"/>
+        </w:rPr>
+        <w:t>{{FEC_EXP}}</w:t>
+      </w:r>
+      <w:r>
+        <w:rPr>
+          <w:rFonts w:ascii="Arial" w:hAnsi="Arial" w:cs="Arial"/>
+          <w:bCs/>
+          <w:sz w:val="20"/>
+          <w:szCs w:val="20"/>
+          <w:lang w:val="es-ES_tradnl"/>
+        </w:rPr>
+        <w:t>,</w:t>
+      </w:r>
+      <w:r>
+        <w:rPr>
+          <w:rFonts w:ascii="Arial" w:hAnsi="Arial" w:cs="Arial"/>
+          <w:bCs/>
+          <w:sz w:val="20"/>
+          <w:szCs w:val="20"/>
+          <w:lang w:val="es-ES_tradnl"/>
+        </w:rPr>
+        <w:t xml:space="preserve"> correspondiente al contribuyente </w:t>
+      </w:r>
+      <w:r>
+        <w:rPr>
+          <w:rFonts w:ascii="Arial" w:hAnsi="Arial" w:cs="Arial"/>
+          <w:b/>
+          <w:sz w:val="20"/>
+          <w:szCs w:val="20"/>
+        </w:rPr>
+        <w:t>{{RAZON_SOCIAL}}</w:t>
+      </w:r>
+      <w:r>
+        <w:rPr>
+          <w:rFonts w:ascii="Arial" w:hAnsi="Arial" w:cs="Arial"/>
+          <w:bCs/>
+          <w:sz w:val="20"/>
+          <w:szCs w:val="20"/>
+          <w:lang w:val="es-ES_tradnl"/>
+        </w:rPr>
+        <w:t xml:space="preserve">, identificado con RUC N.º </w:t>
+      </w:r>
+      <w:bookmarkEnd w:id="0"/>
+      <w:r>
+        <w:rPr>
+          <w:rFonts w:ascii="Arial" w:hAnsi="Arial" w:cs="Arial"/>
+          <w:b/>
+          <w:sz w:val="20"/>
+          <w:szCs w:val="20"/>
+        </w:rPr>
+        <w:t>{{RUC}}</w:t>
+      </w:r>
+      <w:r>
+        <w:rPr>
+          <w:rFonts w:ascii="Arial" w:hAnsi="Arial" w:cs="Arial"/>
+          <w:bCs/>
+          <w:sz w:val="20"/>
+          <w:szCs w:val="20"/>
+          <w:lang w:val="es-ES_tradnl"/>
+        </w:rPr>
+        <w:t>,</w:t>
+      </w:r>
+      <w:r>
+        <w:rPr>
+          <w:rFonts w:ascii="Arial" w:hAnsi="Arial" w:cs="Arial"/>
+          <w:bCs/>
+          <w:sz w:val="20"/>
+          <w:szCs w:val="20"/>
+          <w:lang w:val="es-ES_tradnl"/>
+        </w:rPr>
+        <w:t xml:space="preserve"> con domicilio fiscal en </w:t>
+      </w:r>
+      <w:r>
+        <w:rPr>
+          <w:rFonts w:ascii="Arial" w:eastAsia="Times New Roman" w:hAnsi="Arial" w:cs="Arial"/>
+          <w:sz w:val="20"/>
+          <w:szCs w:val="20"/>
+          <w:lang w:eastAsia="es-ES"/>
+        </w:rPr>
+        <w:t>{{DOMICILIO}}</w:t>
+      </w:r>
+      <w:r>
+        <w:rPr>
+          <w:rFonts w:ascii="Arial" w:hAnsi="Arial" w:cs="Arial"/>
+          <w:bCs/>
+          <w:sz w:val="20"/>
+          <w:szCs w:val="20"/>
+          <w:lang w:val="es-ES_tradnl"/>
+        </w:rPr>
+        <w:t xml:space="preserve">, </w:t>
+      </w:r>
+      <w:r>
+        <w:rPr>
+          <w:rFonts w:ascii="Arial" w:hAnsi="Arial" w:cs="Arial"/>
+          <w:bCs/>
+          <w:sz w:val="20"/>
+          <w:szCs w:val="20"/>
+          <w:lang w:val="es-ES_tradnl"/>
+        </w:rPr>
+        <w:t xml:space="preserve">contra la </w:t>
+      </w:r>
+      <w:r>
+        <w:rPr>
+          <w:rFonts w:ascii="Arial" w:hAnsi="Arial" w:cs="Arial"/>
+          <w:bCs/>
+          <w:sz w:val="20"/>
+          <w:szCs w:val="20"/>
+          <w:lang w:val="es-ES_tradnl"/>
+        </w:rPr>
+        <w:t>Orden de Pago</w:t>
+      </w:r>
+      <w:r>
+        <w:rPr>
+          <w:rFonts w:ascii="Arial" w:hAnsi="Arial" w:cs="Arial"/>
+          <w:bCs/>
+          <w:sz w:val="20"/>
+          <w:szCs w:val="20"/>
+          <w:lang w:val="es-ES_tradnl"/>
+        </w:rPr>
+        <w:t xml:space="preserve"> N.º </w:t>
+      </w:r>
+      <w:r>
+        <w:rPr>
+          <w:rFonts w:ascii="Arial" w:hAnsi="Arial" w:cs="Arial"/>
+          <w:b/>
+          <w:bCs/>
+          <w:sz w:val="20"/>
+          <w:szCs w:val="20"/>
+        </w:rPr>
+        <w:t>{{NRO_OP}}</w:t>
+      </w:r>
+      <w:r>
+        <w:rPr>
+          <w:rFonts w:ascii="Arial" w:hAnsi="Arial" w:cs="Arial"/>
+          <w:bCs/>
+          <w:sz w:val="20"/>
+          <w:szCs w:val="20"/>
+          <w:lang w:val="es-ES_tradnl"/>
+        </w:rPr>
+        <w:t>,</w:t>
+      </w:r>
+      <w:r>
+        <w:rPr>
+          <w:rFonts w:ascii="Arial" w:hAnsi="Arial" w:cs="Arial"/>
+          <w:bCs/>
+          <w:sz w:val="20"/>
+          <w:szCs w:val="20"/>
+          <w:lang w:val="es-ES_tradnl"/>
+        </w:rPr>
+        <w:t xml:space="preserve"> emitida por </w:t>
+      </w:r>
+      <w:r>
+        <w:rPr>
+          <w:rFonts w:ascii="Arial" w:hAnsi="Arial" w:cs="Arial"/>
+          <w:bCs/>
+          <w:sz w:val="20"/>
+          <w:szCs w:val="20"/>
+          <w:lang w:val="es-ES_tradnl"/>
+        </w:rPr>
+        <w:t xml:space="preserve">la omisión al pago del </w:t>
+      </w:r>
+      <w:r>
+        <w:rPr>
+          <w:rFonts w:ascii="Arial" w:hAnsi="Arial" w:cs="Arial"/>
+          <w:bCs/>
+          <w:sz w:val="20"/>
+          <w:szCs w:val="20"/>
+          <w:lang w:val="es-ES"/>
+        </w:rPr>
+        <w:t xml:space="preserve">Impuesto a la Renta de Trabajo Regularización </w:t>
+      </w:r>
+      <w:r>
+        <w:rPr>
+          <w:rFonts w:ascii="Arial" w:hAnsi="Arial" w:cs="Arial"/>
+          <w:bCs/>
+          <w:sz w:val="20"/>
+          <w:szCs w:val="20"/>
+          <w:lang w:val="es-ES"/>
+        </w:rPr>
+        <w:t xml:space="preserve">– </w:t>
+      </w:r>
+      <w:r>
+        <w:rPr>
+          <w:rFonts w:ascii="Arial" w:hAnsi="Arial" w:cs="Arial"/>
+          <w:bCs/>
+          <w:sz w:val="20"/>
+          <w:szCs w:val="20"/>
+          <w:lang w:val="es-ES"/>
+        </w:rPr>
+        <w:t>{{COD_TRIB}}</w:t>
+      </w:r>
+      <w:r>
+        <w:rPr>
+          <w:rFonts w:ascii="Arial" w:hAnsi="Arial" w:cs="Arial"/>
+          <w:bCs/>
+          <w:sz w:val="20"/>
+          <w:szCs w:val="20"/>
+          <w:lang w:val="es-ES_tradnl"/>
+        </w:rPr>
+        <w:t>,</w:t>
+      </w:r>
+      <w:r>
+        <w:rPr>
+          <w:rFonts w:ascii="Arial" w:hAnsi="Arial" w:cs="Arial"/>
+          <w:bCs/>
+          <w:sz w:val="20"/>
+          <w:szCs w:val="20"/>
+          <w:lang w:val="es-ES_tradnl"/>
+        </w:rPr>
+        <w:t xml:space="preserve"> </w:t>
+      </w:r>
+      <w:r>
+        <w:rPr>
+          <w:rFonts w:ascii="Arial" w:hAnsi="Arial" w:cs="Arial"/>
+          <w:bCs/>
+          <w:sz w:val="20"/>
+          <w:szCs w:val="20"/>
+          <w:lang w:val="es-ES_tradnl"/>
+        </w:rPr>
+        <w:t xml:space="preserve">correspondiente al periodo </w:t>
+      </w:r>
+      <w:r>
+        <w:rPr>
+          <w:rFonts w:ascii="Arial" w:hAnsi="Arial" w:cs="Arial"/>
+          <w:bCs/>
+          <w:sz w:val="20"/>
+          <w:szCs w:val="20"/>
+        </w:rPr>
+        <w:t>{{PERIODO}}</w:t>
+      </w:r>
+      <w:r>
+        <w:rPr>
+          <w:rFonts w:ascii="Arial" w:hAnsi="Arial" w:cs="Arial"/>
+          <w:bCs/>
+          <w:sz w:val="20"/>
+          <w:szCs w:val="20"/>
+        </w:rPr>
+        <w:t>.</w:t>
+      </w:r>
+    </w:p>
+    <w:p>
+      <w:pPr>
+        <w:tabs>
+          <w:tab w:val="left" w:pos="10206"/>
+        </w:tabs>
+        <w:spacing w:after="0" w:line="200" w:lineRule="atLeast"/>
+        <w:ind w:left="1418" w:right="1418"/>
+        <w:jc w:val="both"/>
+        <w:rPr>
+          <w:rFonts w:ascii="Arial" w:hAnsi="Arial" w:cs="Arial"/>
+          <w:bCs/>
+          <w:sz w:val="20"/>
+          <w:szCs w:val="20"/>
+        </w:rPr>
+      </w:pPr>
+    </w:p>
+    <w:p>
+      <w:pPr>
+        <w:tabs>
+          <w:tab w:val="left" w:pos="10206"/>
+        </w:tabs>
+        <w:spacing w:after="0" w:line="200" w:lineRule="atLeast"/>
+        <w:ind w:left="1418" w:right="1418"/>
+        <w:jc w:val="both"/>
+        <w:rPr>
+          <w:rFonts w:ascii="Arial" w:hAnsi="Arial" w:cs="Arial"/>
+          <w:b/>
+          <w:sz w:val="20"/>
+          <w:szCs w:val="20"/>
+          <w:lang w:val="es-ES_tradnl"/>
+        </w:rPr>
+      </w:pPr>
+      <w:r>
+        <w:rPr>
+          <w:rFonts w:ascii="Arial" w:hAnsi="Arial" w:cs="Arial"/>
+          <w:b/>
+          <w:sz w:val="20"/>
+          <w:szCs w:val="20"/>
+          <w:lang w:val="es-ES_tradnl"/>
+        </w:rPr>
+        <w:t>CONSIDERANDO:</w:t>
+      </w:r>
+    </w:p>
+    <w:p>
+      <w:pPr>
+        <w:tabs>
+          <w:tab w:val="left" w:pos="10206"/>
+        </w:tabs>
+        <w:spacing w:after="0" w:line="200" w:lineRule="atLeast"/>
+        <w:ind w:left="1418" w:right="1418"/>
+        <w:jc w:val="both"/>
+        <w:rPr>
+          <w:rFonts w:ascii="Arial" w:hAnsi="Arial" w:cs="Arial"/>
+          <w:bCs/>
+          <w:sz w:val="20"/>
+          <w:szCs w:val="20"/>
+          <w:lang w:val="es-ES_tradnl"/>
+        </w:rPr>
+      </w:pPr>
+    </w:p>
+    <w:p>
+      <w:pPr>
+        <w:tabs>
+          <w:tab w:val="left" w:pos="10206"/>
+        </w:tabs>
+        <w:spacing w:after="0" w:line="200" w:lineRule="atLeast"/>
+        <w:ind w:left="1418" w:right="1418"/>
+        <w:jc w:val="both"/>
+        <w:rPr>
+          <w:rFonts w:ascii="Arial" w:hAnsi="Arial" w:cs="Arial"/>
+          <w:bCs/>
           <w:noProof/>
+          <w:sz w:val="20"/>
+          <w:szCs w:val="20"/>
+          <w:lang w:val="es-ES_tradnl"/>
+        </w:rPr>
+      </w:pPr>
+      <w:r>
+        <w:rPr>
+          <w:noProof/>
         </w:rPr>
         <w:drawing>
-          <wp:anchor distT="0" distB="0" distL="114300" distR="114300" simplePos="0" relativeHeight="251681792" behindDoc="1" locked="0" layoutInCell="1" allowOverlap="1" wp14:anchorId="602B9B48" wp14:editId="3E980516">
+          <wp:anchor distT="0" distB="0" distL="114300" distR="114300" simplePos="0" relativeHeight="251677696" behindDoc="1" locked="0" layoutInCell="1" allowOverlap="1" wp14:anchorId="0F0CAD5B" wp14:editId="78D1AA04">
             <wp:simplePos x="0" y="0"/>
             <wp:positionH relativeFrom="margin">
               <wp:align>left</wp:align>
             </wp:positionH>
             <wp:positionV relativeFrom="paragraph">
-              <wp:posOffset>974090</wp:posOffset>
+              <wp:posOffset>8890</wp:posOffset>
             </wp:positionV>
-            <wp:extent cx="876453" cy="810055"/>
-            <wp:effectExtent l="0" t="0" r="0" b="9525"/>
+            <wp:extent cx="905510" cy="1086485"/>
+            <wp:effectExtent l="0" t="0" r="8890" b="0"/>
             <wp:wrapNone/>
-            <wp:docPr id="2078249134" name="Imagen 1" descr="Diagrama&#10;&#10;El contenido generado por IA puede ser incorrecto."/>
+            <wp:docPr id="2" name="Imagen 2" descr="Imagen que contiene Gráfico&#10;&#10;Descripción generada automáticamente"/>
             <wp:cNvGraphicFramePr>
               <a:graphicFrameLocks xmlns:a="http://schemas.openxmlformats.org/drawingml/2006/main" noChangeAspect="1"/>
             </wp:cNvGraphicFramePr>
@@ -346,7 +715,7 @@
               <a:graphicData uri="http://schemas.openxmlformats.org/drawingml/2006/picture">
                 <pic:pic xmlns:pic="http://schemas.openxmlformats.org/drawingml/2006/picture">
                   <pic:nvPicPr>
-                    <pic:cNvPr id="2078249134" name="Imagen 1" descr="Diagrama&#10;&#10;El contenido generado por IA puede ser incorrecto."/>
+                    <pic:cNvPr id="20" name="Imagen 20" descr="Imagen que contiene Gráfico&#10;&#10;Descripción generada automáticamente"/>
                     <pic:cNvPicPr/>
                   </pic:nvPicPr>
                   <pic:blipFill>
@@ -364,447 +733,7 @@
                   <pic:spPr>
                     <a:xfrm>
                       <a:off x="0" y="0"/>
-                      <a:ext cx="876453" cy="810055"/>
-                    </a:xfrm>
-                    <a:prstGeom prst="rect">
-                      <a:avLst/>
-                    </a:prstGeom>
-                  </pic:spPr>
-                </pic:pic>
-              </a:graphicData>
-            </a:graphic>
-            <wp14:sizeRelH relativeFrom="page">
-              <wp14:pctWidth>0</wp14:pctWidth>
-            </wp14:sizeRelH>
-            <wp14:sizeRelV relativeFrom="page">
-              <wp14:pctHeight>0</wp14:pctHeight>
-            </wp14:sizeRelV>
-          </wp:anchor>
-        </w:drawing>
-      </w:r>
-      <w:r>
-        <w:rPr>
-          <w:rFonts w:ascii="Arial" w:hAnsi="Arial" w:cs="Arial"/>
-          <w:b/>
-          <w:sz w:val="20"/>
-          <w:szCs w:val="20"/>
-          <w:lang w:val="es-ES_tradnl"/>
-        </w:rPr>
-        <w:t>VISTO</w:t>
-      </w:r>
-      <w:r>
-        <w:rPr>
-          <w:rFonts w:ascii="Arial" w:hAnsi="Arial" w:cs="Arial"/>
-          <w:bCs/>
-          <w:sz w:val="20"/>
-          <w:szCs w:val="20"/>
-          <w:lang w:val="es-ES_tradnl"/>
-        </w:rPr>
-        <w:t xml:space="preserve">, el Expediente N.º </w:t>
-      </w:r>
-      <w:bookmarkStart w:id="0" w:name="_Hlk32479928"/>
-      <w:r>
-        <w:rPr>
-          <w:rFonts w:ascii="Arial" w:hAnsi="Arial" w:cs="Arial"/>
-          <w:bCs/>
-          <w:sz w:val="20"/>
-          <w:szCs w:val="20"/>
-        </w:rPr>
-        <w:t xml:space="preserve">{{NRO_EXP}} </w:t>
-      </w:r>
-      <w:r>
-        <w:rPr>
-          <w:rFonts w:ascii="Arial" w:hAnsi="Arial" w:cs="Arial"/>
-          <w:bCs/>
-          <w:sz w:val="20"/>
-          <w:szCs w:val="20"/>
-        </w:rPr>
-        <w:t xml:space="preserve"> </w:t>
-      </w:r>
-      <w:r>
-        <w:rPr>
-          <w:rFonts w:ascii="Arial" w:hAnsi="Arial" w:cs="Arial"/>
-          <w:bCs/>
-          <w:sz w:val="20"/>
-          <w:szCs w:val="20"/>
-        </w:rPr>
-        <w:t>generado por la emisión de oficio del</w:t>
-      </w:r>
-      <w:r>
-        <w:rPr>
-          <w:rFonts w:ascii="Arial" w:hAnsi="Arial" w:cs="Arial"/>
-          <w:bCs/>
-          <w:sz w:val="20"/>
-          <w:szCs w:val="20"/>
-        </w:rPr>
-        <w:t xml:space="preserve"> </w:t>
-      </w:r>
-      <w:r>
-        <w:rPr>
-          <w:rFonts w:ascii="Arial" w:hAnsi="Arial" w:cs="Arial"/>
-          <w:bCs/>
-          <w:sz w:val="20"/>
-          <w:szCs w:val="20"/>
-          <w:lang w:val="es-ES_tradnl"/>
-        </w:rPr>
-        <w:t xml:space="preserve">Formulario N.º 194 “Comunicación para la revocación, modificación, sustitución, complementación o convalidación de los actos administrativos” de fecha </w:t>
-      </w:r>
-      <w:r>
-        <w:rPr>
-          <w:rFonts w:ascii="Arial" w:hAnsi="Arial" w:cs="Arial"/>
-          <w:bCs/>
-          <w:sz w:val="20"/>
-          <w:szCs w:val="20"/>
-        </w:rPr>
-        <w:t>{{FEC_EXP}}</w:t>
-      </w:r>
-      <w:r>
-        <w:rPr>
-          <w:rFonts w:ascii="Arial" w:hAnsi="Arial" w:cs="Arial"/>
-          <w:bCs/>
-          <w:sz w:val="20"/>
-          <w:szCs w:val="20"/>
-          <w:lang w:val="es-ES_tradnl"/>
-        </w:rPr>
-        <w:t xml:space="preserve">, correspondiente al contribuyente </w:t>
-      </w:r>
-      <w:r>
-        <w:rPr>
-          <w:rFonts w:ascii="Arial" w:hAnsi="Arial" w:cs="Arial"/>
-          <w:b/>
-          <w:sz w:val="20"/>
-          <w:szCs w:val="20"/>
-        </w:rPr>
-        <w:t>{{RAZON_SOCIAL}}</w:t>
-      </w:r>
-      <w:r>
-        <w:rPr>
-          <w:rFonts w:ascii="Arial" w:hAnsi="Arial" w:cs="Arial"/>
-          <w:bCs/>
-          <w:sz w:val="20"/>
-          <w:szCs w:val="20"/>
-          <w:lang w:val="es-ES_tradnl"/>
-        </w:rPr>
-        <w:t xml:space="preserve">, identificado con RUC N.º </w:t>
-      </w:r>
-      <w:bookmarkEnd w:id="0"/>
-      <w:r>
-        <w:rPr>
-          <w:rFonts w:ascii="Arial" w:hAnsi="Arial" w:cs="Arial"/>
-          <w:b/>
-          <w:sz w:val="20"/>
-          <w:szCs w:val="20"/>
-        </w:rPr>
-        <w:t>{{RUC}}</w:t>
-      </w:r>
-      <w:r>
-        <w:rPr>
-          <w:rFonts w:ascii="Arial" w:hAnsi="Arial" w:cs="Arial"/>
-          <w:bCs/>
-          <w:sz w:val="20"/>
-          <w:szCs w:val="20"/>
-          <w:lang w:val="es-ES_tradnl"/>
-        </w:rPr>
-        <w:t xml:space="preserve">, con domicilio fiscal en </w:t>
-      </w:r>
-      <w:r>
-        <w:rPr>
-          <w:rFonts w:ascii="Arial" w:hAnsi="Arial" w:cs="Arial"/>
-          <w:bCs/>
-          <w:sz w:val="20"/>
-          <w:szCs w:val="20"/>
-        </w:rPr>
-        <w:t>{{DOMICILI</w:t>
-      </w:r>
-      <w:r>
-        <w:rPr>
-          <w:rFonts w:ascii="Arial" w:hAnsi="Arial" w:cs="Arial"/>
-          <w:bCs/>
-          <w:sz w:val="20"/>
-          <w:szCs w:val="20"/>
-        </w:rPr>
-        <w:t>}}</w:t>
-      </w:r>
-      <w:r>
-        <w:rPr>
-          <w:rFonts w:ascii="Arial" w:hAnsi="Arial" w:cs="Arial"/>
-          <w:bCs/>
-          <w:sz w:val="20"/>
-          <w:szCs w:val="20"/>
-          <w:lang w:val="es-ES_tradnl"/>
-        </w:rPr>
-        <w:t xml:space="preserve">, </w:t>
-      </w:r>
-      <w:r>
-        <w:rPr>
-          <w:rFonts w:ascii="Arial" w:hAnsi="Arial" w:cs="Arial"/>
-          <w:bCs/>
-          <w:sz w:val="20"/>
-          <w:szCs w:val="20"/>
-          <w:lang w:val="es-ES_tradnl"/>
-        </w:rPr>
-        <w:t xml:space="preserve">contra la </w:t>
-      </w:r>
-      <w:r>
-        <w:rPr>
-          <w:rFonts w:ascii="Arial" w:hAnsi="Arial" w:cs="Arial"/>
-          <w:bCs/>
-          <w:sz w:val="20"/>
-          <w:szCs w:val="20"/>
-          <w:lang w:val="es-ES_tradnl"/>
-        </w:rPr>
-        <w:t>Orden de Pago</w:t>
-      </w:r>
-      <w:r>
-        <w:rPr>
-          <w:rFonts w:ascii="Arial" w:hAnsi="Arial" w:cs="Arial"/>
-          <w:bCs/>
-          <w:sz w:val="20"/>
-          <w:szCs w:val="20"/>
-          <w:lang w:val="es-ES_tradnl"/>
-        </w:rPr>
-        <w:t xml:space="preserve"> N.º </w:t>
-      </w:r>
-      <w:r>
-        <w:rPr>
-          <w:rFonts w:ascii="Arial" w:hAnsi="Arial" w:cs="Arial"/>
-          <w:b/>
-          <w:bCs/>
-          <w:sz w:val="20"/>
-          <w:szCs w:val="20"/>
-        </w:rPr>
-        <w:t>{{NRO_OP}}</w:t>
-      </w:r>
-      <w:r>
-        <w:rPr>
-          <w:rFonts w:ascii="Arial" w:hAnsi="Arial" w:cs="Arial"/>
-          <w:bCs/>
-          <w:sz w:val="20"/>
-          <w:szCs w:val="20"/>
-          <w:lang w:val="es-ES_tradnl"/>
-        </w:rPr>
-        <w:t xml:space="preserve">, emitida por </w:t>
-      </w:r>
-      <w:r>
-        <w:rPr>
-          <w:rFonts w:ascii="Arial" w:hAnsi="Arial" w:cs="Arial"/>
-          <w:bCs/>
-          <w:sz w:val="20"/>
-          <w:szCs w:val="20"/>
-          <w:lang w:val="es-ES_tradnl"/>
-        </w:rPr>
-        <w:t xml:space="preserve">la omisión al pago </w:t>
-      </w:r>
-      <w:r>
-        <w:rPr>
-          <w:rFonts w:ascii="Arial" w:hAnsi="Arial" w:cs="Arial"/>
-          <w:bCs/>
-          <w:sz w:val="20"/>
-          <w:szCs w:val="20"/>
-          <w:lang w:val="es-ES_tradnl"/>
-        </w:rPr>
-        <w:t xml:space="preserve">del </w:t>
-      </w:r>
-      <w:r>
-        <w:rPr>
-          <w:rFonts w:ascii="Arial" w:hAnsi="Arial" w:cs="Arial"/>
-          <w:bCs/>
-          <w:sz w:val="20"/>
-          <w:szCs w:val="20"/>
-          <w:lang w:val="es-ES"/>
-        </w:rPr>
-        <w:t>Impuesto a la Renta de Trabajo Regularización –</w:t>
-      </w:r>
-      <w:r>
-        <w:rPr>
-          <w:rFonts w:ascii="Arial" w:hAnsi="Arial" w:cs="Arial"/>
-          <w:bCs/>
-          <w:sz w:val="20"/>
-          <w:szCs w:val="20"/>
-          <w:lang w:val="es-ES"/>
-        </w:rPr>
-        <w:t xml:space="preserve"> </w:t>
-      </w:r>
-      <w:r>
-        <w:rPr>
-          <w:rFonts w:ascii="Arial" w:hAnsi="Arial" w:cs="Arial"/>
-          <w:bCs/>
-          <w:sz w:val="20"/>
-          <w:szCs w:val="20"/>
-          <w:lang w:val="es-ES"/>
-        </w:rPr>
-        <w:t>{{COD_TRIB}}</w:t>
-      </w:r>
-      <w:r>
-        <w:rPr>
-          <w:rFonts w:ascii="Arial" w:hAnsi="Arial" w:cs="Arial"/>
-          <w:bCs/>
-          <w:sz w:val="20"/>
-          <w:szCs w:val="20"/>
-          <w:lang w:val="es-ES_tradnl"/>
-        </w:rPr>
-        <w:t xml:space="preserve">, correspondiente al periodo </w:t>
-      </w:r>
-      <w:r>
-        <w:rPr>
-          <w:rFonts w:ascii="Arial" w:hAnsi="Arial" w:cs="Arial"/>
-          <w:bCs/>
-          <w:sz w:val="20"/>
-          <w:szCs w:val="20"/>
-          <w:lang w:val="es-ES_tradnl"/>
-        </w:rPr>
-        <w:t>{{PERIODO}}.</w:t>
-      </w:r>
-    </w:p>
-    <w:p>
-      <w:pPr>
-        <w:tabs>
-          <w:tab w:val="left" w:pos="10206"/>
-        </w:tabs>
-        <w:spacing w:after="0" w:line="200" w:lineRule="atLeast"/>
-        <w:ind w:left="1418" w:right="1418"/>
-        <w:jc w:val="both"/>
-        <w:rPr>
-          <w:rFonts w:ascii="Arial" w:hAnsi="Arial" w:cs="Arial"/>
-          <w:bCs/>
-          <w:sz w:val="20"/>
-          <w:szCs w:val="20"/>
-        </w:rPr>
-      </w:pPr>
-    </w:p>
-    <w:p>
-      <w:pPr>
-        <w:tabs>
-          <w:tab w:val="left" w:pos="10206"/>
-        </w:tabs>
-        <w:spacing w:after="0" w:line="200" w:lineRule="atLeast"/>
-        <w:ind w:left="1418" w:right="1418"/>
-        <w:jc w:val="both"/>
-        <w:rPr>
-          <w:rFonts w:ascii="Arial" w:hAnsi="Arial" w:cs="Arial"/>
-          <w:b/>
-          <w:sz w:val="20"/>
-          <w:szCs w:val="20"/>
-          <w:lang w:val="es-ES_tradnl"/>
-        </w:rPr>
-      </w:pPr>
-      <w:r>
-        <w:rPr>
-          <w:rFonts w:ascii="Arial" w:hAnsi="Arial" w:cs="Arial"/>
-          <w:b/>
-          <w:sz w:val="20"/>
-          <w:szCs w:val="20"/>
-          <w:lang w:val="es-ES_tradnl"/>
-        </w:rPr>
-        <w:t>CONSIDERANDO:</w:t>
-      </w:r>
-    </w:p>
-    <w:p>
-      <w:pPr>
-        <w:tabs>
-          <w:tab w:val="left" w:pos="10206"/>
-        </w:tabs>
-        <w:spacing w:after="0" w:line="200" w:lineRule="atLeast"/>
-        <w:ind w:left="1418" w:right="1418"/>
-        <w:jc w:val="both"/>
-        <w:rPr>
-          <w:rFonts w:ascii="Arial" w:hAnsi="Arial" w:cs="Arial"/>
-          <w:bCs/>
-          <w:sz w:val="20"/>
-          <w:szCs w:val="20"/>
-          <w:lang w:val="es-ES_tradnl"/>
-        </w:rPr>
-      </w:pPr>
-    </w:p>
-    <w:p>
-      <w:pPr>
-        <w:tabs>
-          <w:tab w:val="left" w:pos="10206"/>
-        </w:tabs>
-        <w:spacing w:after="0" w:line="200" w:lineRule="atLeast"/>
-        <w:ind w:left="1418" w:right="1418"/>
-        <w:jc w:val="both"/>
-        <w:rPr>
-          <w:rFonts w:ascii="Arial" w:hAnsi="Arial" w:cs="Arial"/>
-          <w:bCs/>
-          <w:noProof/>
-          <w:sz w:val="20"/>
-          <w:szCs w:val="20"/>
-          <w:lang w:val="es-ES_tradnl"/>
-        </w:rPr>
-      </w:pPr>
-      <w:r>
-        <w:rPr>
-          <w:rFonts w:ascii="Arial" w:hAnsi="Arial" w:cs="Arial"/>
-          <w:bCs/>
-          <w:noProof/>
-          <w:sz w:val="20"/>
-          <w:szCs w:val="20"/>
-          <w:lang w:val="es-ES_tradnl"/>
-        </w:rPr>
-        <w:t>Que, el numeral 2 del artículo 108° del Código Tributario, cuyo texto único ordenado fue aprobado por el Decreto Supremo N.° 133-2013-EF, establece que después de la notificación la Administración Tributaria sólo podrá revocar, modificar, sustituir o complementar sus actos, cuando detecte que se han presentado circunstancias posteriores a su emisión que demuestran su improcedencia o cuando se trate de errores materiales, tales como los de redacción o de cálculo.</w:t>
-      </w:r>
-    </w:p>
-    <w:p>
-      <w:pPr>
-        <w:tabs>
-          <w:tab w:val="left" w:pos="10206"/>
-        </w:tabs>
-        <w:spacing w:after="0" w:line="200" w:lineRule="atLeast"/>
-        <w:ind w:left="1418" w:right="1418"/>
-        <w:jc w:val="both"/>
-        <w:rPr>
-          <w:rFonts w:ascii="Arial" w:hAnsi="Arial" w:cs="Arial"/>
-          <w:bCs/>
-          <w:noProof/>
-          <w:sz w:val="20"/>
-          <w:szCs w:val="20"/>
-          <w:lang w:val="es-ES_tradnl"/>
-        </w:rPr>
-      </w:pPr>
-      <w:r>
-        <w:rPr>
-          <w:noProof/>
-        </w:rPr>
-        <w:drawing>
-          <wp:anchor distT="0" distB="0" distL="114300" distR="114300" simplePos="0" relativeHeight="251677696" behindDoc="1" locked="0" layoutInCell="1" allowOverlap="1" wp14:anchorId="0F0CAD5B" wp14:editId="0B09BD79">
-            <wp:simplePos x="0" y="0"/>
-            <wp:positionH relativeFrom="margin">
-              <wp:align>left</wp:align>
-            </wp:positionH>
-            <wp:positionV relativeFrom="paragraph">
-              <wp:posOffset>114055</wp:posOffset>
-            </wp:positionV>
-            <wp:extent cx="905608" cy="1086730"/>
-            <wp:effectExtent l="0" t="0" r="8890" b="0"/>
-            <wp:wrapNone/>
-            <wp:docPr id="2" name="Imagen 2" descr="Imagen que contiene Gráfico&#10;&#10;Descripción generada automáticamente"/>
-            <wp:cNvGraphicFramePr>
-              <a:graphicFrameLocks xmlns:a="http://schemas.openxmlformats.org/drawingml/2006/main" noChangeAspect="1"/>
-            </wp:cNvGraphicFramePr>
-            <a:graphic xmlns:a="http://schemas.openxmlformats.org/drawingml/2006/main">
-              <a:graphicData uri="http://schemas.openxmlformats.org/drawingml/2006/picture">
-                <pic:pic xmlns:pic="http://schemas.openxmlformats.org/drawingml/2006/picture">
-                  <pic:nvPicPr>
-                    <pic:cNvPr id="20" name="Imagen 20" descr="Imagen que contiene Gráfico&#10;&#10;Descripción generada automáticamente"/>
-                    <pic:cNvPicPr/>
-                  </pic:nvPicPr>
-                  <pic:blipFill>
-                    <a:blip r:embed="rId13">
-                      <a:extLst>
-                        <a:ext uri="{28A0092B-C50C-407E-A947-70E740481C1C}">
-                          <a14:useLocalDpi xmlns:a14="http://schemas.microsoft.com/office/drawing/2010/main" val="0"/>
-                        </a:ext>
-                      </a:extLst>
-                    </a:blip>
-                    <a:stretch>
-                      <a:fillRect/>
-                    </a:stretch>
-                  </pic:blipFill>
-                  <pic:spPr>
-                    <a:xfrm>
-                      <a:off x="0" y="0"/>
-                      <a:ext cx="905608" cy="1086730"/>
+                      <a:ext cx="905510" cy="1086485"/>
                     </a:xfrm>
                     <a:prstGeom prst="rect">
                       <a:avLst/>
@@ -822,6 +751,17 @@
           </wp:anchor>
         </w:drawing>
       </w:r>
+      <w:r>
+        <w:rPr>
+          <w:rFonts w:ascii="Arial" w:hAnsi="Arial" w:cs="Arial"/>
+          <w:bCs/>
+          <w:noProof/>
+          <w:sz w:val="20"/>
+          <w:szCs w:val="20"/>
+          <w:lang w:val="es-ES_tradnl"/>
+        </w:rPr>
+        <w:t>Que, el numeral 2 del artículo 108° del Código Tributario, cuyo texto único ordenado fue aprobado por el Decreto Supremo N.° 133-2013-EF, establece que después de la notificación la Administración Tributaria sólo podrá revocar, modificar, sustituir o complementar sus actos, cuando detecte que se han presentado circunstancias posteriores a su emisión que demuestran su improcedencia o cuando se trate de errores materiales, tales como los de redacción o de cálculo.</w:t>
+      </w:r>
     </w:p>
     <w:p>
       <w:pPr>
@@ -840,17 +780,6 @@
           <w:lang w:val="es-ES_tradnl"/>
         </w:rPr>
       </w:pPr>
-      <w:r>
-        <w:rPr>
-          <w:rFonts w:ascii="Arial" w:hAnsi="Arial" w:cs="Arial"/>
-          <w:bCs/>
-          <w:noProof/>
-          <w:sz w:val="20"/>
-          <w:szCs w:val="20"/>
-          <w:lang w:val="es-ES_tradnl"/>
-        </w:rPr>
-        <w:t>Que, el citado artículo añade que la Administración Tributaria señalará los casos en que existan circunstancias posteriores a la emisión de sus actos, así como errores materiales, y dictará el procedimiento para revocar, modificar, sustituir o complementar sus actos, según corresponda.</w:t>
-      </w:r>
     </w:p>
     <w:p>
       <w:pPr>
@@ -866,8 +795,20 @@
           <w:noProof/>
           <w:sz w:val="20"/>
           <w:szCs w:val="20"/>
-        </w:rPr>
-      </w:pPr>
+          <w:lang w:val="es-ES_tradnl"/>
+        </w:rPr>
+      </w:pPr>
+      <w:r>
+        <w:rPr>
+          <w:rFonts w:ascii="Arial" w:hAnsi="Arial" w:cs="Arial"/>
+          <w:bCs/>
+          <w:noProof/>
+          <w:sz w:val="20"/>
+          <w:szCs w:val="20"/>
+          <w:lang w:val="es-ES_tradnl"/>
+        </w:rPr>
+        <w:t>Que, el citado artículo añade que la Administración Tributaria señalará los casos en que existan circunstancias posteriores a la emisión de sus actos, así como errores materiales, y dictará el procedimiento para revocar, modificar, sustituir o complementar sus actos, según corresponda.</w:t>
+      </w:r>
     </w:p>
     <w:p>
       <w:pPr>
@@ -883,20 +824,8 @@
           <w:noProof/>
           <w:sz w:val="20"/>
           <w:szCs w:val="20"/>
-          <w:lang w:val="es-ES_tradnl"/>
-        </w:rPr>
-      </w:pPr>
-      <w:r>
-        <w:rPr>
-          <w:rFonts w:ascii="Arial" w:hAnsi="Arial" w:cs="Arial"/>
-          <w:bCs/>
-          <w:noProof/>
-          <w:sz w:val="20"/>
-          <w:szCs w:val="20"/>
-          <w:lang w:val="es-ES_tradnl"/>
-        </w:rPr>
-        <w:t>Que, mediante la Resolución de Superintendencia N.° 002-97/SUNAT y modificatorias, se establecen los supuestos en los cuales corresponde la aplicación de error material y se aprueba el Formulario N.° 194 “Comunicación para la revocación, modificación, sustitución, complementación o convalidación de los actos administrativos”, con la finalidad que los contribuyentes comuniquen la existencia de alguna de las causales detalladas en el artículo 1° de la misma resolución.</w:t>
-      </w:r>
+        </w:rPr>
+      </w:pPr>
     </w:p>
     <w:p>
       <w:pPr>
@@ -912,8 +841,20 @@
           <w:noProof/>
           <w:sz w:val="20"/>
           <w:szCs w:val="20"/>
-        </w:rPr>
-      </w:pPr>
+          <w:lang w:val="es-ES_tradnl"/>
+        </w:rPr>
+      </w:pPr>
+      <w:r>
+        <w:rPr>
+          <w:rFonts w:ascii="Arial" w:hAnsi="Arial" w:cs="Arial"/>
+          <w:bCs/>
+          <w:noProof/>
+          <w:sz w:val="20"/>
+          <w:szCs w:val="20"/>
+          <w:lang w:val="es-ES_tradnl"/>
+        </w:rPr>
+        <w:t>Que, mediante la Resolución de Superintendencia N.° 002-97/SUNAT y modificatorias, se establecen los supuestos en los cuales corresponde la aplicación de error material y se aprueba el Formulario N.° 194 “Comunicación para la revocación, modificación, sustitución, complementación o convalidación de los actos administrativos”, con la finalidad que los contribuyentes comuniquen la existencia de alguna de las causales detalladas en el artículo 1° de la misma resolución.</w:t>
+      </w:r>
     </w:p>
     <w:p>
       <w:pPr>
@@ -929,10 +870,17 @@
           <w:noProof/>
           <w:sz w:val="20"/>
           <w:szCs w:val="20"/>
-          <w:lang w:val="es-ES_tradnl"/>
-        </w:rPr>
-      </w:pPr>
-      <w:r>
+        </w:rPr>
+      </w:pPr>
+    </w:p>
+    <w:p>
+      <w:pPr>
+        <w:tabs>
+          <w:tab w:val="left" w:pos="10206"/>
+        </w:tabs>
+        <w:spacing w:after="0" w:line="200" w:lineRule="atLeast"/>
+        <w:ind w:left="1418" w:right="1418"/>
+        <w:jc w:val="both"/>
         <w:rPr>
           <w:rFonts w:ascii="Arial" w:hAnsi="Arial" w:cs="Arial"/>
           <w:bCs/>
@@ -941,20 +889,19 @@
           <w:szCs w:val="20"/>
           <w:lang w:val="es-ES_tradnl"/>
         </w:rPr>
-        <w:t xml:space="preserve">Que, el inciso g) del numeral 1 del artículo 1° de la  citada resolución, indica que la SUNAT podrá revocar, modificar, sustituir o complementar las órdenes de pago, entre otras, con posterioridad a su </w:t>
-      </w:r>
+      </w:pPr>
       <w:r>
         <w:rPr>
           <w:noProof/>
         </w:rPr>
         <w:drawing>
-          <wp:anchor distT="0" distB="0" distL="114300" distR="114300" simplePos="0" relativeHeight="251683840" behindDoc="1" locked="0" layoutInCell="1" allowOverlap="1" wp14:anchorId="3FA78C18" wp14:editId="19B64F9C">
+          <wp:anchor distT="0" distB="0" distL="114300" distR="114300" simplePos="0" relativeHeight="251683840" behindDoc="1" locked="0" layoutInCell="1" allowOverlap="1" wp14:anchorId="3FA78C18" wp14:editId="5A07D362">
             <wp:simplePos x="0" y="0"/>
             <wp:positionH relativeFrom="margin">
-              <wp:posOffset>0</wp:posOffset>
+              <wp:align>left</wp:align>
             </wp:positionH>
             <wp:positionV relativeFrom="paragraph">
-              <wp:posOffset>292100</wp:posOffset>
+              <wp:posOffset>5853</wp:posOffset>
             </wp:positionV>
             <wp:extent cx="836957" cy="896036"/>
             <wp:effectExtent l="0" t="0" r="1270" b="0"/>
@@ -973,7 +920,7 @@
                     </pic:cNvPicPr>
                   </pic:nvPicPr>
                   <pic:blipFill rotWithShape="1">
-                    <a:blip r:embed="rId14">
+                    <a:blip r:embed="rId13">
                       <a:extLst>
                         <a:ext uri="{28A0092B-C50C-407E-A947-70E740481C1C}">
                           <a14:useLocalDpi xmlns:a14="http://schemas.microsoft.com/office/drawing/2010/main" val="0"/>
@@ -986,7 +933,7 @@
                   <pic:spPr bwMode="auto">
                     <a:xfrm>
                       <a:off x="0" y="0"/>
-                      <a:ext cx="837005" cy="896087"/>
+                      <a:ext cx="836957" cy="896036"/>
                     </a:xfrm>
                     <a:prstGeom prst="rect">
                       <a:avLst/>
@@ -1022,7 +969,7 @@
           <w:szCs w:val="20"/>
           <w:lang w:val="es-ES_tradnl"/>
         </w:rPr>
-        <w:t>notificación, cuando las órdenes de pago hubieran sido notificadas sin considerar que la deuda tributaria que contienen ha sido corregida como consecuencia de una Solicitud de Modificación de Datos, aceptada por la SUNAT conforme a lo establecido en la resolución de superintendencia que aprueba el citado procedimiento</w:t>
+        <w:t>Que, el inciso g) del numeral 1 del artículo 1° de la  citada resolución, indica que la SUNAT podrá revocar, modificar, sustituir o complementar las órdenes de pago, entre otras, con posterioridad a su notificación, cuando las órdenes de pago hubieran sido notificadas sin considerar que la deuda tributaria que contienen ha sido corregida como consecuencia de una Solicitud de Modificación de Datos, aceptada por la SUNAT conforme a lo establecido en la resolución de superintendencia que aprueba el citado procedimiento</w:t>
       </w:r>
       <w:r>
         <w:rPr>
@@ -1086,22 +1033,31 @@
         <w:rPr>
           <w:rFonts w:ascii="Arial" w:hAnsi="Arial" w:cs="Arial"/>
           <w:bCs/>
+          <w:sz w:val="20"/>
+          <w:szCs w:val="20"/>
+        </w:rPr>
+        <w:t>{{FEC_EM_OP}}</w:t>
+      </w:r>
+      <w:r>
+        <w:rPr>
+          <w:rFonts w:ascii="Arial" w:hAnsi="Arial" w:cs="Arial"/>
+          <w:bCs/>
+          <w:sz w:val="20"/>
+          <w:szCs w:val="20"/>
+          <w:lang w:val="es-ES_tradnl"/>
+        </w:rPr>
+        <w:t xml:space="preserve">, </w:t>
+      </w:r>
+      <w:r>
+        <w:rPr>
+          <w:rFonts w:ascii="Arial" w:hAnsi="Arial" w:cs="Arial"/>
+          <w:bCs/>
           <w:noProof/>
           <w:sz w:val="20"/>
           <w:szCs w:val="20"/>
-        </w:rPr>
-        <w:t>{{FEC_EM_OP}}</w:t>
-      </w:r>
-      <w:r>
-        <w:rPr>
-          <w:rFonts w:ascii="Arial" w:hAnsi="Arial" w:cs="Arial"/>
-          <w:bCs/>
-          <w:noProof/>
-          <w:sz w:val="20"/>
-          <w:szCs w:val="20"/>
-          <w:lang w:val="es-ES_tradnl"/>
-        </w:rPr>
-        <w:t xml:space="preserve">, se emitió al contribuyente la </w:t>
+          <w:lang w:val="es-ES_tradnl"/>
+        </w:rPr>
+        <w:t xml:space="preserve">se emitió al contribuyente la </w:t>
       </w:r>
       <w:r>
         <w:rPr>
@@ -1146,8 +1102,8 @@
     </w:p>
     <w:tbl>
       <w:tblPr>
-        <w:tblW w:w="7088" w:type="dxa"/>
-        <w:tblInd w:w="2403" w:type="dxa"/>
+        <w:tblW w:w="7628" w:type="dxa"/>
+        <w:tblInd w:w="2130" w:type="dxa"/>
         <w:tblCellMar>
           <w:left w:w="70" w:type="dxa"/>
           <w:right w:w="70" w:type="dxa"/>
@@ -1196,28 +1152,17 @@
             <w:r>
               <w:rPr>
                 <w:rFonts w:ascii="Arial" w:eastAsia="Times New Roman" w:hAnsi="Arial" w:cs="Arial"/>
-                <w:color w:val="000000"/>
                 <w:sz w:val="14"/>
                 <w:szCs w:val="14"/>
                 <w:lang w:eastAsia="es-PE"/>
               </w:rPr>
               <w:t>ORDEN DE PAGO</w:t>
             </w:r>
-            <w:r>
-              <w:rPr>
-                <w:rFonts w:ascii="Arial" w:eastAsia="Times New Roman" w:hAnsi="Arial" w:cs="Arial"/>
-                <w:color w:val="000000"/>
-                <w:sz w:val="14"/>
-                <w:szCs w:val="14"/>
-                <w:lang w:eastAsia="es-PE"/>
-              </w:rPr>
-              <w:t xml:space="preserve"> </w:t>
-            </w:r>
           </w:p>
         </w:tc>
         <w:tc>
           <w:tcPr>
-            <w:tcW w:w="992" w:type="dxa"/>
+            <w:tcW w:w="1330" w:type="dxa"/>
             <w:tcBorders>
               <w:top w:val="single" w:sz="4" w:space="0" w:color="auto"/>
               <w:left w:val="nil"/>
@@ -1245,7 +1190,6 @@
             <w:r>
               <w:rPr>
                 <w:rFonts w:ascii="Arial" w:eastAsia="Times New Roman" w:hAnsi="Arial" w:cs="Arial"/>
-                <w:color w:val="000000"/>
                 <w:sz w:val="14"/>
                 <w:szCs w:val="14"/>
                 <w:lang w:eastAsia="es-PE"/>
@@ -1256,7 +1200,7 @@
         </w:tc>
         <w:tc>
           <w:tcPr>
-            <w:tcW w:w="1276" w:type="dxa"/>
+            <w:tcW w:w="1419" w:type="dxa"/>
             <w:tcBorders>
               <w:top w:val="single" w:sz="4" w:space="0" w:color="auto"/>
               <w:left w:val="nil"/>
@@ -1268,6 +1212,27 @@
             <w:vAlign w:val="center"/>
             <w:hideMark/>
           </w:tcPr>
+          <w:p>
+            <w:pPr>
+              <w:spacing w:after="0" w:line="220" w:lineRule="atLeast"/>
+              <w:ind w:left="0" w:right="0" w:firstLine="284"/>
+              <w:rPr>
+                <w:rFonts w:ascii="Arial" w:eastAsia="Times New Roman" w:hAnsi="Arial" w:cs="Arial"/>
+                <w:sz w:val="14"/>
+                <w:szCs w:val="14"/>
+                <w:lang w:eastAsia="es-PE"/>
+              </w:rPr>
+            </w:pPr>
+            <w:r>
+              <w:rPr>
+                <w:rFonts w:ascii="Arial" w:eastAsia="Times New Roman" w:hAnsi="Arial" w:cs="Arial"/>
+                <w:sz w:val="14"/>
+                <w:szCs w:val="14"/>
+                <w:lang w:eastAsia="es-PE"/>
+              </w:rPr>
+              <w:t>CODIGO</w:t>
+            </w:r>
+          </w:p>
           <w:p>
             <w:pPr>
               <w:spacing w:after="0" w:line="220" w:lineRule="atLeast"/>
@@ -1284,12 +1249,11 @@
             <w:r>
               <w:rPr>
                 <w:rFonts w:ascii="Arial" w:eastAsia="Times New Roman" w:hAnsi="Arial" w:cs="Arial"/>
-                <w:color w:val="000000"/>
                 <w:sz w:val="14"/>
                 <w:szCs w:val="14"/>
                 <w:lang w:eastAsia="es-PE"/>
               </w:rPr>
-              <w:t>CODIGO TRIBUTO</w:t>
+              <w:t>TRIBUTO</w:t>
             </w:r>
           </w:p>
         </w:tc>
@@ -1323,7 +1287,6 @@
             <w:r>
               <w:rPr>
                 <w:rFonts w:ascii="Arial" w:eastAsia="Times New Roman" w:hAnsi="Arial" w:cs="Arial"/>
-                <w:color w:val="000000"/>
                 <w:sz w:val="14"/>
                 <w:szCs w:val="14"/>
                 <w:lang w:eastAsia="es-PE"/>
@@ -1362,18 +1325,17 @@
             <w:r>
               <w:rPr>
                 <w:rFonts w:ascii="Arial" w:eastAsia="Times New Roman" w:hAnsi="Arial" w:cs="Arial"/>
-                <w:color w:val="000000"/>
                 <w:sz w:val="14"/>
                 <w:szCs w:val="14"/>
                 <w:lang w:eastAsia="es-PE"/>
               </w:rPr>
-              <w:t xml:space="preserve">INTERES </w:t>
+              <w:t>INTERES</w:t>
             </w:r>
           </w:p>
         </w:tc>
         <w:tc>
           <w:tcPr>
-            <w:tcW w:w="993" w:type="dxa"/>
+            <w:tcW w:w="1052" w:type="dxa"/>
             <w:tcBorders>
               <w:top w:val="single" w:sz="4" w:space="0" w:color="auto"/>
               <w:left w:val="nil"/>
@@ -1401,12 +1363,11 @@
             <w:r>
               <w:rPr>
                 <w:rFonts w:ascii="Arial" w:eastAsia="Times New Roman" w:hAnsi="Arial" w:cs="Arial"/>
-                <w:color w:val="000000"/>
                 <w:sz w:val="14"/>
                 <w:szCs w:val="14"/>
                 <w:lang w:eastAsia="es-PE"/>
               </w:rPr>
-              <w:t xml:space="preserve">TOTAL </w:t>
+              <w:t>TOTAL</w:t>
             </w:r>
           </w:p>
         </w:tc>
@@ -1457,7 +1418,7 @@
         </w:tc>
         <w:tc>
           <w:tcPr>
-            <w:tcW w:w="992" w:type="dxa"/>
+            <w:tcW w:w="1330" w:type="dxa"/>
             <w:tcBorders>
               <w:top w:val="nil"/>
               <w:left w:val="nil"/>
@@ -1495,7 +1456,7 @@
         </w:tc>
         <w:tc>
           <w:tcPr>
-            <w:tcW w:w="1276" w:type="dxa"/>
+            <w:tcW w:w="1419" w:type="dxa"/>
             <w:tcBorders>
               <w:top w:val="nil"/>
               <w:left w:val="nil"/>
@@ -1536,7 +1497,7 @@
             <w:tcW w:w="992" w:type="dxa"/>
             <w:tcBorders>
               <w:top w:val="nil"/>
-              <w:left w:val="nil"/>
+              <w:left w:val="single" w:sz="4" w:space="0" w:color="auto"/>
               <w:bottom w:val="single" w:sz="4" w:space="0" w:color="auto"/>
               <w:right w:val="single" w:sz="4" w:space="0" w:color="auto"/>
             </w:tcBorders>
@@ -1609,7 +1570,7 @@
         </w:tc>
         <w:tc>
           <w:tcPr>
-            <w:tcW w:w="993" w:type="dxa"/>
+            <w:tcW w:w="1052" w:type="dxa"/>
             <w:tcBorders>
               <w:top w:val="nil"/>
               <w:left w:val="nil"/>
@@ -1641,25 +1602,7 @@
                 <w:szCs w:val="20"/>
                 <w:lang w:eastAsia="es-PE"/>
               </w:rPr>
-              <w:t>{{</w:t>
-            </w:r>
-            <w:r>
-              <w:rPr>
-                <w:rFonts w:ascii="Arial" w:eastAsia="Times New Roman" w:hAnsi="Arial" w:cs="Arial"/>
-                <w:sz w:val="20"/>
-                <w:szCs w:val="20"/>
-                <w:lang w:eastAsia="es-PE"/>
-              </w:rPr>
-              <w:t>TOTAL</w:t>
-            </w:r>
-            <w:r>
-              <w:rPr>
-                <w:rFonts w:ascii="Arial" w:eastAsia="Times New Roman" w:hAnsi="Arial" w:cs="Arial"/>
-                <w:sz w:val="20"/>
-                <w:szCs w:val="20"/>
-                <w:lang w:eastAsia="es-PE"/>
-              </w:rPr>
-              <w:t>}}</w:t>
+              <w:t>{{TOTAL}}</w:t>
             </w:r>
           </w:p>
         </w:tc>
@@ -1670,7 +1613,7 @@
         <w:tabs>
           <w:tab w:val="left" w:pos="10490"/>
         </w:tabs>
-        <w:spacing w:after="0"/>
+        <w:spacing w:after="0" w:line="0" w:lineRule="atLeast"/>
         <w:ind w:left="1418" w:right="1416"/>
         <w:jc w:val="both"/>
         <w:rPr>
@@ -1686,48 +1629,138 @@
           <w:szCs w:val="20"/>
           <w:lang w:val="es-ES_tradnl"/>
         </w:rPr>
+        <w:t xml:space="preserve">Que, la emisión de la orden de pago descrita se sustenta en la declaración jurada presentada por el contribuyente el </w:t>
+      </w:r>
+      <w:r>
+        <w:rPr>
+          <w:rFonts w:ascii="Arial" w:hAnsi="Arial" w:cs="Arial"/>
+          <w:bCs/>
+          <w:sz w:val="20"/>
+          <w:szCs w:val="20"/>
+          <w:lang w:val="es-ES_tradnl"/>
+        </w:rPr>
+        <w:t>01/07/2026</w:t>
+      </w:r>
+      <w:r>
+        <w:rPr>
+          <w:rFonts w:ascii="Arial" w:hAnsi="Arial" w:cs="Arial"/>
+          <w:bCs/>
+          <w:sz w:val="20"/>
+          <w:szCs w:val="20"/>
+          <w:lang w:val="es-ES_tradnl"/>
+        </w:rPr>
+        <w:t xml:space="preserve">, mediante el Formulario PDT </w:t>
+      </w:r>
+      <w:r>
+        <w:rPr>
+          <w:rFonts w:ascii="Arial" w:hAnsi="Arial" w:cs="Arial"/>
+          <w:bCs/>
+          <w:sz w:val="20"/>
+          <w:szCs w:val="20"/>
+          <w:lang w:val="es-ES_tradnl"/>
+        </w:rPr>
+        <w:t>{{</w:t>
+      </w:r>
+      <w:r>
+        <w:rPr>
+          <w:rFonts w:ascii="Arial" w:hAnsi="Arial" w:cs="Arial"/>
+          <w:bCs/>
+          <w:sz w:val="20"/>
+          <w:szCs w:val="20"/>
+          <w:lang w:val="es-ES_tradnl"/>
+        </w:rPr>
+        <w:t>PDT</w:t>
+      </w:r>
+      <w:r>
+        <w:rPr>
+          <w:rFonts w:ascii="Arial" w:hAnsi="Arial" w:cs="Arial"/>
+          <w:bCs/>
+          <w:sz w:val="20"/>
+          <w:szCs w:val="20"/>
+          <w:lang w:val="es-ES_tradnl"/>
+        </w:rPr>
+        <w:t>}}</w:t>
+      </w:r>
+      <w:r>
+        <w:rPr>
+          <w:rFonts w:ascii="Arial" w:hAnsi="Arial" w:cs="Arial"/>
+          <w:bCs/>
+          <w:sz w:val="20"/>
+          <w:szCs w:val="20"/>
+          <w:lang w:val="es-ES_tradnl"/>
+        </w:rPr>
+        <w:t xml:space="preserve"> </w:t>
+      </w:r>
+      <w:r>
+        <w:rPr>
+          <w:rFonts w:ascii="Arial" w:hAnsi="Arial" w:cs="Arial"/>
+          <w:bCs/>
+          <w:sz w:val="20"/>
+          <w:szCs w:val="20"/>
+          <w:lang w:val="es-ES_tradnl"/>
+        </w:rPr>
+        <w:t xml:space="preserve">con N.º de Orden </w:t>
+      </w:r>
+      <w:r>
+        <w:rPr>
+          <w:rFonts w:ascii="Arial" w:hAnsi="Arial" w:cs="Arial"/>
+          <w:bCs/>
+          <w:sz w:val="20"/>
+          <w:szCs w:val="20"/>
+          <w:lang w:val="es-ES_tradnl"/>
+        </w:rPr>
+        <w:t>{{</w:t>
+      </w:r>
+      <w:r>
+        <w:rPr>
+          <w:rFonts w:ascii="Arial" w:hAnsi="Arial" w:cs="Arial"/>
+          <w:bCs/>
+          <w:sz w:val="20"/>
+          <w:szCs w:val="20"/>
+          <w:lang w:val="es-ES_tradnl"/>
+        </w:rPr>
+        <w:t>NRO_O</w:t>
+      </w:r>
+      <w:r>
+        <w:rPr>
+          <w:rFonts w:ascii="Arial" w:hAnsi="Arial" w:cs="Arial"/>
+          <w:bCs/>
+          <w:sz w:val="20"/>
+          <w:szCs w:val="20"/>
+          <w:lang w:val="es-ES_tradnl"/>
+        </w:rPr>
+        <w:t>D</w:t>
+      </w:r>
+      <w:r>
+        <w:rPr>
+          <w:rFonts w:ascii="Arial" w:hAnsi="Arial" w:cs="Arial"/>
+          <w:bCs/>
+          <w:sz w:val="20"/>
+          <w:szCs w:val="20"/>
+          <w:lang w:val="es-ES_tradnl"/>
+        </w:rPr>
+        <w:t>}}</w:t>
+      </w:r>
+      <w:r>
+        <w:rPr>
+          <w:rFonts w:ascii="Arial" w:hAnsi="Arial" w:cs="Arial"/>
+          <w:bCs/>
+          <w:sz w:val="20"/>
+          <w:szCs w:val="20"/>
+          <w:lang w:val="es-ES_tradnl"/>
+        </w:rPr>
+        <w:t xml:space="preserve">, en la </w:t>
+      </w:r>
+      <w:r>
+        <w:rPr>
+          <w:rFonts w:ascii="Arial" w:hAnsi="Arial" w:cs="Arial"/>
+          <w:bCs/>
+          <w:sz w:val="20"/>
+          <w:szCs w:val="20"/>
+          <w:lang w:val="es-ES_tradnl"/>
+        </w:rPr>
         <w:lastRenderedPageBreak/>
-        <w:t xml:space="preserve">Que, la emisión de la orden de pago descrita se sustenta en la declaración jurada presentada por el contribuyente el </w:t>
-      </w:r>
-      <w:r>
-        <w:rPr>
-          <w:rFonts w:ascii="Arial" w:hAnsi="Arial" w:cs="Arial"/>
-          <w:bCs/>
-          <w:sz w:val="20"/>
-          <w:szCs w:val="20"/>
-          <w:lang w:val="es-ES_tradnl"/>
-        </w:rPr>
-        <w:t>{{FEC_DEC}}</w:t>
-      </w:r>
-      <w:r>
-        <w:rPr>
-          <w:rFonts w:ascii="Arial" w:hAnsi="Arial" w:cs="Arial"/>
-          <w:bCs/>
-          <w:sz w:val="20"/>
-          <w:szCs w:val="20"/>
-          <w:lang w:val="es-ES_tradnl"/>
-        </w:rPr>
-        <w:t xml:space="preserve">, mediante el Formulario PDT 0709 con N.º de Orden </w:t>
-      </w:r>
-      <w:r>
-        <w:rPr>
-          <w:rFonts w:ascii="Arial" w:hAnsi="Arial" w:cs="Arial"/>
-          <w:bCs/>
-          <w:sz w:val="20"/>
-          <w:szCs w:val="20"/>
-          <w:lang w:val="es-ES_tradnl"/>
-        </w:rPr>
-        <w:t>{{NRO_OD}}</w:t>
-      </w:r>
-      <w:r>
-        <w:rPr>
-          <w:rFonts w:ascii="Arial" w:hAnsi="Arial" w:cs="Arial"/>
-          <w:bCs/>
-          <w:sz w:val="20"/>
-          <w:szCs w:val="20"/>
-          <w:lang w:val="es-ES_tradnl"/>
-        </w:rPr>
-        <w:t>, en la que determina como deuda por el tributo y periodo señalados</w:t>
+        <w:t>que determina como deuda por el tributo y periodo señalados</w:t>
       </w:r>
       <w:r>
         <w:rPr>
@@ -1756,76 +1789,25 @@
           <w:szCs w:val="20"/>
           <w:lang w:val="es-ES_tradnl"/>
         </w:rPr>
+        <w:t xml:space="preserve"> S/ 741.00 </w:t>
+      </w:r>
+      <w:r>
+        <w:rPr>
+          <w:rFonts w:ascii="Arial" w:hAnsi="Arial" w:cs="Arial"/>
+          <w:sz w:val="20"/>
+        </w:rPr>
+        <w:t>(cifra de la que se dedujo el pago realizado con la Boleta de Pago Formulario 1662 con N.º de Orden</w:t>
+      </w:r>
+      <w:r>
+        <w:rPr>
+          <w:rFonts w:ascii="Arial" w:hAnsi="Arial" w:cs="Arial"/>
+          <w:sz w:val="20"/>
+        </w:rPr>
         <w:t xml:space="preserve"> </w:t>
       </w:r>
       <w:r>
         <w:rPr>
           <w:rFonts w:ascii="Arial" w:hAnsi="Arial" w:cs="Arial"/>
-          <w:bCs/>
-          <w:sz w:val="20"/>
-          <w:szCs w:val="20"/>
-          <w:lang w:val="es-ES_tradnl"/>
-        </w:rPr>
-        <w:t>{{NRO_O</w:t>
-      </w:r>
-      <w:r>
-        <w:rPr>
-          <w:rFonts w:ascii="Arial" w:hAnsi="Arial" w:cs="Arial"/>
-          <w:bCs/>
-          <w:sz w:val="20"/>
-          <w:szCs w:val="20"/>
-          <w:lang w:val="es-ES_tradnl"/>
-        </w:rPr>
-        <w:t>D</w:t>
-      </w:r>
-      <w:r>
-        <w:rPr>
-          <w:rFonts w:ascii="Arial" w:hAnsi="Arial" w:cs="Arial"/>
-          <w:bCs/>
-          <w:sz w:val="20"/>
-          <w:szCs w:val="20"/>
-          <w:lang w:val="es-ES_tradnl"/>
-        </w:rPr>
-        <w:t>}</w:t>
-      </w:r>
-      <w:r>
-        <w:rPr>
-          <w:rFonts w:ascii="Arial" w:hAnsi="Arial" w:cs="Arial"/>
-          <w:bCs/>
-          <w:sz w:val="20"/>
-          <w:szCs w:val="20"/>
-          <w:lang w:val="es-ES_tradnl"/>
-        </w:rPr>
-        <w:t>}</w:t>
-      </w:r>
-      <w:r>
-        <w:rPr>
-          <w:rFonts w:ascii="Arial" w:hAnsi="Arial" w:cs="Arial"/>
-          <w:bCs/>
-          <w:sz w:val="20"/>
-          <w:szCs w:val="20"/>
-          <w:lang w:val="es-ES_tradnl"/>
-        </w:rPr>
-        <w:t xml:space="preserve"> </w:t>
-      </w:r>
-      <w:r>
-        <w:rPr>
-          <w:rFonts w:ascii="Arial" w:hAnsi="Arial" w:cs="Arial"/>
-          <w:sz w:val="20"/>
-        </w:rPr>
-        <w:t>(cifra de la que se dedujo el pago realizado con la Boleta de Pago Formulario 1662 con N.º de Orden</w:t>
-      </w:r>
-      <w:r>
-        <w:rPr>
-          <w:rFonts w:ascii="Arial" w:hAnsi="Arial" w:cs="Arial"/>
-          <w:sz w:val="20"/>
-        </w:rPr>
-        <w:t xml:space="preserve"> </w:t>
-      </w:r>
-      <w:r>
-        <w:rPr>
-          <w:rFonts w:ascii="Arial" w:hAnsi="Arial" w:cs="Arial"/>
-          <w:color w:val="EE0000"/>
           <w:sz w:val="20"/>
         </w:rPr>
         <w:t>1195877032</w:t>
@@ -1843,7 +1825,7 @@
         <w:tabs>
           <w:tab w:val="left" w:pos="10490"/>
         </w:tabs>
-        <w:spacing w:after="0" w:line="200" w:lineRule="atLeast"/>
+        <w:spacing w:after="0" w:line="0" w:lineRule="atLeast"/>
         <w:ind w:left="1418" w:right="1416"/>
         <w:jc w:val="both"/>
         <w:rPr>
@@ -1860,7 +1842,7 @@
         <w:tabs>
           <w:tab w:val="left" w:pos="10490"/>
         </w:tabs>
-        <w:spacing w:after="0" w:line="200" w:lineRule="atLeast"/>
+        <w:spacing w:after="0" w:line="0" w:lineRule="atLeast"/>
         <w:ind w:left="1418" w:right="1416"/>
         <w:jc w:val="both"/>
         <w:rPr>
@@ -1885,12 +1867,31 @@
         <w:rPr>
           <w:rFonts w:ascii="Arial" w:hAnsi="Arial" w:cs="Arial"/>
           <w:bCs/>
-          <w:color w:val="EE0000"/>
-          <w:sz w:val="20"/>
-          <w:szCs w:val="20"/>
-          <w:lang w:val="es-ES_tradnl"/>
-        </w:rPr>
-        <w:t>23/07/2026</w:t>
+          <w:sz w:val="20"/>
+          <w:szCs w:val="20"/>
+          <w:lang w:val="es-ES_tradnl"/>
+        </w:rPr>
+        <w:t>23/07/</w:t>
+      </w:r>
+      <w:r>
+        <w:rPr>
+          <w:rFonts w:ascii="Arial" w:hAnsi="Arial" w:cs="Arial"/>
+          <w:bCs/>
+          <w:sz w:val="20"/>
+          <w:szCs w:val="20"/>
+          <w:lang w:val="es-ES_tradnl"/>
+        </w:rPr>
+        <w:t>20</w:t>
+      </w:r>
+      <w:r>
+        <w:rPr>
+          <w:rFonts w:ascii="Arial" w:hAnsi="Arial" w:cs="Arial"/>
+          <w:bCs/>
+          <w:sz w:val="20"/>
+          <w:szCs w:val="20"/>
+          <w:lang w:val="es-ES_tradnl"/>
+        </w:rPr>
+        <w:t>26</w:t>
       </w:r>
       <w:r>
         <w:rPr>
@@ -1906,7 +1907,6 @@
         <w:rPr>
           <w:rFonts w:ascii="Arial" w:hAnsi="Arial" w:cs="Arial"/>
           <w:bCs/>
-          <w:color w:val="EE0000"/>
           <w:sz w:val="20"/>
           <w:szCs w:val="20"/>
           <w:lang w:val="es-ES_tradnl"/>
@@ -1921,24 +1921,12 @@
           <w:szCs w:val="20"/>
           <w:lang w:val="es-ES_tradnl"/>
         </w:rPr>
-        <w:t xml:space="preserve">, realiza un pago de </w:t>
-      </w:r>
-      <w:r>
-        <w:rPr>
-          <w:rFonts w:ascii="Arial" w:hAnsi="Arial" w:cs="Arial"/>
-          <w:bCs/>
-          <w:color w:val="EE0000"/>
-          <w:sz w:val="20"/>
-          <w:szCs w:val="20"/>
-          <w:lang w:val="es-ES_tradnl"/>
-        </w:rPr>
-        <w:t xml:space="preserve">S/ </w:t>
-      </w:r>
-      <w:r>
-        <w:rPr>
-          <w:rFonts w:ascii="Arial" w:hAnsi="Arial" w:cs="Arial"/>
-          <w:bCs/>
-          <w:color w:val="EE0000"/>
+        <w:t xml:space="preserve">, realiza un pago de S/ </w:t>
+      </w:r>
+      <w:r>
+        <w:rPr>
+          <w:rFonts w:ascii="Arial" w:hAnsi="Arial" w:cs="Arial"/>
+          <w:bCs/>
           <w:sz w:val="20"/>
           <w:szCs w:val="20"/>
           <w:lang w:val="es-ES_tradnl"/>
@@ -1949,22 +1937,11 @@
         <w:rPr>
           <w:rFonts w:ascii="Arial" w:hAnsi="Arial" w:cs="Arial"/>
           <w:bCs/>
-          <w:color w:val="EE0000"/>
-          <w:sz w:val="20"/>
-          <w:szCs w:val="20"/>
-          <w:lang w:val="es-ES_tradnl"/>
-        </w:rPr>
-        <w:t>.0</w:t>
-      </w:r>
-      <w:r>
-        <w:rPr>
-          <w:rFonts w:ascii="Arial" w:hAnsi="Arial" w:cs="Arial"/>
-          <w:bCs/>
-          <w:sz w:val="20"/>
-          <w:szCs w:val="20"/>
-          <w:lang w:val="es-ES_tradnl"/>
-        </w:rPr>
-        <w:t xml:space="preserve">0, a la deuda referida al </w:t>
+          <w:sz w:val="20"/>
+          <w:szCs w:val="20"/>
+          <w:lang w:val="es-ES_tradnl"/>
+        </w:rPr>
+        <w:t xml:space="preserve">.00, a la deuda referida al </w:t>
       </w:r>
       <w:r>
         <w:rPr>
@@ -1992,7 +1969,7 @@
         <w:tabs>
           <w:tab w:val="left" w:pos="10490"/>
         </w:tabs>
-        <w:spacing w:after="0" w:line="200" w:lineRule="atLeast"/>
+        <w:spacing w:after="0" w:line="0" w:lineRule="atLeast"/>
         <w:ind w:left="1418" w:right="1416"/>
         <w:jc w:val="both"/>
         <w:rPr>
@@ -2019,7 +1996,7 @@
         <w:tabs>
           <w:tab w:val="left" w:pos="10490"/>
         </w:tabs>
-        <w:spacing w:after="0" w:line="200" w:lineRule="atLeast"/>
+        <w:spacing w:after="0" w:line="0" w:lineRule="atLeast"/>
         <w:ind w:left="1418" w:right="1416"/>
         <w:jc w:val="both"/>
         <w:rPr>
@@ -2032,60 +2009,6 @@
       </w:pPr>
       <w:r>
         <w:rPr>
-          <w:noProof/>
-        </w:rPr>
-        <w:drawing>
-          <wp:anchor distT="0" distB="0" distL="114300" distR="114300" simplePos="0" relativeHeight="251675648" behindDoc="1" locked="0" layoutInCell="1" allowOverlap="1" wp14:anchorId="39ED1FC2" wp14:editId="63289D90">
-            <wp:simplePos x="0" y="0"/>
-            <wp:positionH relativeFrom="margin">
-              <wp:align>left</wp:align>
-            </wp:positionH>
-            <wp:positionV relativeFrom="paragraph">
-              <wp:posOffset>421640</wp:posOffset>
-            </wp:positionV>
-            <wp:extent cx="858741" cy="1030489"/>
-            <wp:effectExtent l="0" t="0" r="0" b="0"/>
-            <wp:wrapNone/>
-            <wp:docPr id="20" name="Imagen 20" descr="Imagen que contiene Gráfico&#10;&#10;Descripción generada automáticamente"/>
-            <wp:cNvGraphicFramePr>
-              <a:graphicFrameLocks xmlns:a="http://schemas.openxmlformats.org/drawingml/2006/main" noChangeAspect="1"/>
-            </wp:cNvGraphicFramePr>
-            <a:graphic xmlns:a="http://schemas.openxmlformats.org/drawingml/2006/main">
-              <a:graphicData uri="http://schemas.openxmlformats.org/drawingml/2006/picture">
-                <pic:pic xmlns:pic="http://schemas.openxmlformats.org/drawingml/2006/picture">
-                  <pic:nvPicPr>
-                    <pic:cNvPr id="20" name="Imagen 20" descr="Imagen que contiene Gráfico&#10;&#10;Descripción generada automáticamente"/>
-                    <pic:cNvPicPr/>
-                  </pic:nvPicPr>
-                  <pic:blipFill>
-                    <a:blip r:embed="rId13">
-                      <a:extLst>
-                        <a:ext uri="{28A0092B-C50C-407E-A947-70E740481C1C}">
-                          <a14:useLocalDpi xmlns:a14="http://schemas.microsoft.com/office/drawing/2010/main" val="0"/>
-                        </a:ext>
-                      </a:extLst>
-                    </a:blip>
-                    <a:stretch>
-                      <a:fillRect/>
-                    </a:stretch>
-                  </pic:blipFill>
-                  <pic:spPr>
-                    <a:xfrm>
-                      <a:off x="0" y="0"/>
-                      <a:ext cx="858741" cy="1030489"/>
-                    </a:xfrm>
-                    <a:prstGeom prst="rect">
-                      <a:avLst/>
-                    </a:prstGeom>
-                  </pic:spPr>
-                </pic:pic>
-              </a:graphicData>
-            </a:graphic>
-          </wp:anchor>
-        </w:drawing>
-      </w:r>
-      <w:r>
-        <w:rPr>
           <w:rFonts w:ascii="Arial" w:hAnsi="Arial" w:cs="Arial"/>
           <w:bCs/>
           <w:sz w:val="20"/>
@@ -2098,7 +2021,6 @@
         <w:rPr>
           <w:rFonts w:ascii="Arial" w:hAnsi="Arial" w:cs="Arial"/>
           <w:bCs/>
-          <w:color w:val="EE0000"/>
           <w:sz w:val="20"/>
           <w:szCs w:val="20"/>
           <w:lang w:val="es-ES_tradnl"/>
@@ -2109,7 +2031,6 @@
         <w:rPr>
           <w:rFonts w:ascii="Arial" w:hAnsi="Arial" w:cs="Arial"/>
           <w:bCs/>
-          <w:color w:val="EE0000"/>
           <w:sz w:val="20"/>
           <w:szCs w:val="20"/>
           <w:lang w:val="es-ES_tradnl"/>
@@ -2120,7 +2041,6 @@
         <w:rPr>
           <w:rFonts w:ascii="Arial" w:hAnsi="Arial" w:cs="Arial"/>
           <w:bCs/>
-          <w:color w:val="EE0000"/>
           <w:sz w:val="20"/>
           <w:szCs w:val="20"/>
           <w:lang w:val="es-ES_tradnl"/>
@@ -2194,7 +2114,7 @@
         <w:tabs>
           <w:tab w:val="left" w:pos="10490"/>
         </w:tabs>
-        <w:spacing w:after="0" w:line="200" w:lineRule="atLeast"/>
+        <w:spacing w:after="0" w:line="0" w:lineRule="atLeast"/>
         <w:ind w:left="1418" w:right="1416"/>
         <w:jc w:val="both"/>
         <w:rPr>
@@ -2205,13 +2125,37 @@
           <w:lang w:val="es-ES_tradnl"/>
         </w:rPr>
       </w:pPr>
+    </w:p>
+    <w:p>
+      <w:pPr>
+        <w:spacing w:after="0"/>
+        <w:ind w:firstLine="284"/>
+        <w:jc w:val="both"/>
+        <w:rPr>
+          <w:rFonts w:ascii="Arial" w:hAnsi="Arial" w:cs="Arial"/>
+          <w:bCs/>
+          <w:sz w:val="20"/>
+          <w:szCs w:val="20"/>
+          <w:lang w:val="es-ES_tradnl"/>
+        </w:rPr>
+      </w:pPr>
+      <w:r>
+        <w:rPr>
+          <w:rFonts w:ascii="Arial" w:hAnsi="Arial" w:cs="Arial"/>
+          <w:bCs/>
+          <w:sz w:val="20"/>
+          <w:szCs w:val="20"/>
+          <w:lang w:val="es-ES_tradnl"/>
+        </w:rPr>
+        <w:t>{{TEXTO_LIBRE}}</w:t>
+      </w:r>
     </w:p>
     <w:p>
       <w:pPr>
         <w:tabs>
           <w:tab w:val="left" w:pos="10490"/>
         </w:tabs>
-        <w:spacing w:after="0" w:line="200" w:lineRule="atLeast"/>
+        <w:spacing w:after="0" w:line="0" w:lineRule="atLeast"/>
         <w:ind w:left="1418" w:right="1416"/>
         <w:jc w:val="both"/>
         <w:rPr>
@@ -2219,30 +2163,61 @@
           <w:bCs/>
           <w:sz w:val="20"/>
           <w:szCs w:val="20"/>
-        </w:rPr>
-      </w:pPr>
-      <w:r>
-        <w:rPr>
-          <w:rFonts w:ascii="Arial" w:hAnsi="Arial" w:cs="Arial"/>
-          <w:bCs/>
-          <w:sz w:val="20"/>
-          <w:szCs w:val="20"/>
-        </w:rPr>
-        <w:t>En uso de las facultades conferidas por la Ley General de la Superintendencia Nacional de Aduanas y de Administración Tributaria - SUNAT, aprobada por el Decreto Legislativo N.° 501 y modificatorias y conforme a lo dispuesto en el literal o) del artículo 4° de Texto Integrado del Reglamento de Organización y Funciones (ROF) de la Superintendencia Nacional de Aduanas y de Administración Tributaria aprobado por la Resolución de Superintendencia N.° 159-2024/SUNAT</w:t>
-      </w:r>
-      <w:r>
-        <w:rPr>
-          <w:rFonts w:ascii="Arial" w:hAnsi="Arial" w:cs="Arial"/>
-          <w:bCs/>
-          <w:sz w:val="20"/>
-          <w:szCs w:val="20"/>
-        </w:rPr>
-        <w:t>.</w:t>
-      </w:r>
+          <w:lang w:val="es-ES_tradnl"/>
+        </w:rPr>
+      </w:pPr>
     </w:p>
     <w:p>
       <w:pPr>
-        <w:spacing w:after="0" w:line="200" w:lineRule="atLeast"/>
+        <w:tabs>
+          <w:tab w:val="left" w:pos="10490"/>
+        </w:tabs>
+        <w:spacing w:after="0" w:line="0" w:lineRule="atLeast"/>
+        <w:ind w:left="1418" w:right="1416"/>
+        <w:jc w:val="both"/>
+        <w:rPr>
+          <w:rFonts w:ascii="Arial" w:hAnsi="Arial" w:cs="Arial"/>
+          <w:bCs/>
+          <w:sz w:val="20"/>
+          <w:szCs w:val="20"/>
+        </w:rPr>
+      </w:pPr>
+      <w:r>
+        <w:rPr>
+          <w:rFonts w:ascii="Arial" w:hAnsi="Arial" w:cs="Arial"/>
+          <w:bCs/>
+          <w:sz w:val="20"/>
+          <w:szCs w:val="20"/>
+        </w:rPr>
+        <w:t>En uso de las facultades conferidas por la Ley General de la Superintendencia Nacional de Aduanas y de Administración Tributaria - SUNAT, aprobada por el Decreto Legislativo N.° 501 y modificatorias y conforme a lo dispuesto en el literal o) del artículo 4° de Texto Integrado del Reglamento de Organización y Funciones (ROF) de la Superintendencia Nacional de Aduanas y de Administración Tributaria aprobado por la Resolución de Superintendencia N.° 159-2024/SUNAT; y en ejercicio de la facultad de delegación de firmas señalada en el artículo 72° del TUO de la Ley del Procedimiento Administrativo General - Ley N.° 27444</w:t>
+      </w:r>
+      <w:r>
+        <w:rPr>
+          <w:rFonts w:ascii="Arial" w:hAnsi="Arial" w:cs="Arial"/>
+          <w:bCs/>
+          <w:sz w:val="20"/>
+          <w:szCs w:val="20"/>
+        </w:rPr>
+        <w:t>.</w:t>
+      </w:r>
+    </w:p>
+    <w:p>
+      <w:pPr>
+        <w:spacing w:after="0" w:line="0" w:lineRule="atLeast"/>
+        <w:ind w:left="0"/>
+        <w:jc w:val="both"/>
+        <w:rPr>
+          <w:rFonts w:ascii="Arial" w:hAnsi="Arial" w:cs="Arial"/>
+          <w:b/>
+          <w:sz w:val="20"/>
+          <w:szCs w:val="20"/>
+          <w:lang w:val="es-ES_tradnl"/>
+        </w:rPr>
+      </w:pPr>
+    </w:p>
+    <w:p>
+      <w:pPr>
+        <w:spacing w:after="0" w:line="0" w:lineRule="atLeast"/>
         <w:ind w:firstLine="284"/>
         <w:jc w:val="both"/>
         <w:rPr>
@@ -2253,48 +2228,34 @@
           <w:lang w:val="es-ES_tradnl"/>
         </w:rPr>
       </w:pPr>
+      <w:r>
+        <w:rPr>
+          <w:rFonts w:ascii="Arial" w:hAnsi="Arial" w:cs="Arial"/>
+          <w:b/>
+          <w:sz w:val="20"/>
+          <w:szCs w:val="20"/>
+          <w:lang w:val="es-ES_tradnl"/>
+        </w:rPr>
+        <w:t>SE RESUELVE:</w:t>
+      </w:r>
     </w:p>
     <w:p>
       <w:pPr>
-        <w:spacing w:after="0" w:line="200" w:lineRule="atLeast"/>
+        <w:spacing w:after="0" w:line="0" w:lineRule="atLeast"/>
         <w:ind w:firstLine="284"/>
         <w:jc w:val="both"/>
         <w:rPr>
           <w:rFonts w:ascii="Arial" w:hAnsi="Arial" w:cs="Arial"/>
-          <w:b/>
-          <w:sz w:val="20"/>
-          <w:szCs w:val="20"/>
-          <w:lang w:val="es-ES_tradnl"/>
-        </w:rPr>
-      </w:pPr>
-      <w:r>
-        <w:rPr>
-          <w:rFonts w:ascii="Arial" w:hAnsi="Arial" w:cs="Arial"/>
-          <w:b/>
-          <w:sz w:val="20"/>
-          <w:szCs w:val="20"/>
-          <w:lang w:val="es-ES_tradnl"/>
-        </w:rPr>
-        <w:t>SE RESUELVE:</w:t>
-      </w:r>
+          <w:bCs/>
+          <w:sz w:val="20"/>
+          <w:szCs w:val="20"/>
+          <w:lang w:val="es-ES_tradnl"/>
+        </w:rPr>
+      </w:pPr>
     </w:p>
     <w:p>
       <w:pPr>
-        <w:spacing w:after="0" w:line="200" w:lineRule="atLeast"/>
-        <w:ind w:firstLine="284"/>
-        <w:jc w:val="both"/>
-        <w:rPr>
-          <w:rFonts w:ascii="Arial" w:hAnsi="Arial" w:cs="Arial"/>
-          <w:bCs/>
-          <w:sz w:val="20"/>
-          <w:szCs w:val="20"/>
-          <w:lang w:val="es-ES_tradnl"/>
-        </w:rPr>
-      </w:pPr>
-    </w:p>
-    <w:p>
-      <w:pPr>
-        <w:spacing w:after="0" w:line="200" w:lineRule="atLeast"/>
+        <w:spacing w:after="0" w:line="0" w:lineRule="atLeast"/>
         <w:ind w:left="1418" w:right="1416"/>
         <w:jc w:val="both"/>
         <w:rPr>
@@ -2334,7 +2295,7 @@
                     </pic:cNvPicPr>
                   </pic:nvPicPr>
                   <pic:blipFill rotWithShape="1">
-                    <a:blip r:embed="rId14">
+                    <a:blip r:embed="rId13">
                       <a:extLst>
                         <a:ext uri="{28A0092B-C50C-407E-A947-70E740481C1C}">
                           <a14:useLocalDpi xmlns:a14="http://schemas.microsoft.com/office/drawing/2010/main" val="0"/>
@@ -2464,6 +2425,15 @@
           <w:sz w:val="20"/>
           <w:szCs w:val="20"/>
         </w:rPr>
+        <w:t xml:space="preserve"> </w:t>
+      </w:r>
+      <w:r>
+        <w:rPr>
+          <w:rFonts w:ascii="Arial" w:hAnsi="Arial" w:cs="Arial"/>
+          <w:bCs/>
+          <w:sz w:val="20"/>
+          <w:szCs w:val="20"/>
+        </w:rPr>
         <w:t xml:space="preserve"> generado por la emisión de oficio del </w:t>
       </w:r>
       <w:r>
@@ -2483,7 +2453,7 @@
           <w:sz w:val="20"/>
           <w:szCs w:val="20"/>
         </w:rPr>
-        <w:t>{{NRO_EXP}}</w:t>
+        <w:t>{{FEC_EXP}}</w:t>
       </w:r>
       <w:r>
         <w:rPr>
@@ -2512,7 +2482,17 @@
           <w:szCs w:val="20"/>
           <w:lang w:val="es-ES_tradnl"/>
         </w:rPr>
-        <w:t xml:space="preserve">, identificado con RUC N.º </w:t>
+        <w:t xml:space="preserve">, </w:t>
+      </w:r>
+      <w:r>
+        <w:rPr>
+          <w:rFonts w:ascii="Arial" w:hAnsi="Arial" w:cs="Arial"/>
+          <w:bCs/>
+          <w:sz w:val="20"/>
+          <w:szCs w:val="20"/>
+          <w:lang w:val="es-ES_tradnl"/>
+        </w:rPr>
+        <w:t xml:space="preserve">identificado con RUC N.º </w:t>
       </w:r>
       <w:r>
         <w:rPr>
@@ -2593,17 +2573,6 @@
           <w:szCs w:val="20"/>
         </w:rPr>
         <w:t>{{NRO_OP}}</w:t>
-      </w:r>
-      <w:r>
-        <w:rPr>
-          <w:rStyle w:val="FootnoteReference"/>
-          <w:rFonts w:ascii="Arial" w:hAnsi="Arial" w:cs="Arial"/>
-          <w:b/>
-          <w:bCs/>
-          <w:sz w:val="20"/>
-          <w:szCs w:val="20"/>
-        </w:rPr>
-        <w:footnoteReference w:id="1"/>
       </w:r>
       <w:r>
         <w:rPr>
@@ -2943,7 +2912,6 @@
                 <w:lang w:val="es-ES_tradnl" w:eastAsia="es-ES"/>
               </w:rPr>
             </w:pPr>
-            <w:proofErr w:type="gramStart"/>
             <w:r>
               <w:rPr>
                 <w:rFonts w:ascii="Arial" w:eastAsia="Times New Roman" w:hAnsi="Arial" w:cs="Arial"/>
@@ -2951,17 +2919,7 @@
                 <w:szCs w:val="14"/>
                 <w:lang w:val="es-ES_tradnl" w:eastAsia="es-ES"/>
               </w:rPr>
-              <w:t>TOTAL</w:t>
-            </w:r>
-            <w:proofErr w:type="gramEnd"/>
-            <w:r>
-              <w:rPr>
-                <w:rFonts w:ascii="Arial" w:eastAsia="Times New Roman" w:hAnsi="Arial" w:cs="Arial"/>
-                <w:sz w:val="14"/>
-                <w:szCs w:val="14"/>
-                <w:lang w:val="es-ES_tradnl" w:eastAsia="es-ES"/>
-              </w:rPr>
-              <w:t xml:space="preserve"> AL</w:t>
+              <w:t>TOTAL AL</w:t>
             </w:r>
             <w:r>
               <w:rPr>
@@ -3250,7 +3208,7 @@
     </w:p>
     <w:p>
       <w:pPr>
-        <w:spacing w:after="0" w:line="200" w:lineRule="atLeast"/>
+        <w:spacing w:after="0" w:line="0" w:lineRule="atLeast"/>
         <w:ind w:left="1418" w:right="1416"/>
         <w:jc w:val="both"/>
         <w:rPr>
@@ -3276,32 +3234,12 @@
           <w:sz w:val="20"/>
           <w:szCs w:val="20"/>
         </w:rPr>
-        <w:t xml:space="preserve"> - La Superintendencia Nacional de Aduanas y de Administración Tributaria se reserva el derecho de practicar una verificación y/o fiscalización con posterioridad al presente acto, dentro de los plazos de prescripción previstos en el Texto Único Ordenado del Código Tributario, aprobado por el Decreto Supremo N.° 133-2013-EF y normas modificatorias, sin perjuicio de aplicar las sanciones pertinentes </w:t>
-      </w:r>
-      <w:proofErr w:type="gramStart"/>
-      <w:r>
-        <w:rPr>
-          <w:rFonts w:ascii="Arial" w:hAnsi="Arial" w:cs="Arial"/>
-          <w:bCs/>
-          <w:sz w:val="20"/>
-          <w:szCs w:val="20"/>
-        </w:rPr>
-        <w:t>de acuerdo a</w:t>
-      </w:r>
-      <w:proofErr w:type="gramEnd"/>
-      <w:r>
-        <w:rPr>
-          <w:rFonts w:ascii="Arial" w:hAnsi="Arial" w:cs="Arial"/>
-          <w:bCs/>
-          <w:sz w:val="20"/>
-          <w:szCs w:val="20"/>
-        </w:rPr>
-        <w:t xml:space="preserve"> ley.</w:t>
+        <w:t xml:space="preserve"> - La Superintendencia Nacional de Aduanas y de Administración Tributaria se reserva el derecho de practicar una verificación y/o fiscalización con posterioridad al presente acto, dentro de los plazos de prescripción previstos en el Texto Único Ordenado del Código Tributario, aprobado por el Decreto Supremo N.° 133-2013-EF y normas modificatorias, sin perjuicio de aplicar las sanciones pertinentes de acuerdo a ley.</w:t>
       </w:r>
     </w:p>
     <w:p>
       <w:pPr>
-        <w:spacing w:after="0" w:line="200" w:lineRule="atLeast"/>
+        <w:spacing w:after="0" w:line="0" w:lineRule="atLeast"/>
         <w:ind w:firstLine="284"/>
         <w:jc w:val="both"/>
         <w:rPr>
@@ -3315,7 +3253,7 @@
     </w:p>
     <w:p>
       <w:pPr>
-        <w:spacing w:after="0" w:line="200" w:lineRule="atLeast"/>
+        <w:spacing w:after="0" w:line="0" w:lineRule="atLeast"/>
         <w:ind w:firstLine="284"/>
         <w:jc w:val="both"/>
         <w:rPr>
@@ -3342,7 +3280,7 @@
           <w:sz w:val="20"/>
           <w:szCs w:val="20"/>
         </w:rPr>
-        <w:footnoteReference w:id="2"/>
+        <w:footnoteReference w:id="1"/>
       </w:r>
       <w:r>
         <w:rPr>
@@ -3356,7 +3294,7 @@
     </w:p>
     <w:p>
       <w:pPr>
-        <w:spacing w:after="0" w:line="200" w:lineRule="atLeast"/>
+        <w:spacing w:after="0" w:line="0" w:lineRule="atLeast"/>
         <w:ind w:firstLine="284"/>
         <w:jc w:val="both"/>
         <w:rPr>
@@ -3369,7 +3307,7 @@
     </w:p>
     <w:p>
       <w:pPr>
-        <w:spacing w:after="0" w:line="200" w:lineRule="atLeast"/>
+        <w:spacing w:after="0" w:line="0" w:lineRule="atLeast"/>
         <w:ind w:firstLine="284"/>
         <w:jc w:val="both"/>
         <w:rPr>
@@ -3379,23 +3317,34 @@
           <w:szCs w:val="20"/>
         </w:rPr>
       </w:pPr>
+    </w:p>
+    <w:p>
+      <w:pPr>
+        <w:spacing w:after="0" w:line="200" w:lineRule="atLeast"/>
+        <w:rPr>
+          <w:rFonts w:ascii="Arial" w:hAnsi="Arial" w:cs="Arial"/>
+          <w:color w:val="000000" w:themeColor="text1"/>
+          <w:sz w:val="20"/>
+          <w:szCs w:val="20"/>
+        </w:rPr>
+      </w:pPr>
       <w:r>
         <w:rPr>
           <w:noProof/>
         </w:rPr>
         <w:drawing>
-          <wp:anchor distT="0" distB="0" distL="114300" distR="114300" simplePos="0" relativeHeight="251679744" behindDoc="1" locked="0" layoutInCell="1" allowOverlap="1" wp14:anchorId="2F2A3D77" wp14:editId="174410AD">
+          <wp:anchor distT="0" distB="0" distL="114300" distR="114300" simplePos="0" relativeHeight="251687936" behindDoc="1" locked="0" layoutInCell="1" allowOverlap="1" wp14:anchorId="4A29B1C1" wp14:editId="292A680B">
             <wp:simplePos x="0" y="0"/>
-            <wp:positionH relativeFrom="column">
-              <wp:posOffset>2762250</wp:posOffset>
+            <wp:positionH relativeFrom="margin">
+              <wp:posOffset>2504661</wp:posOffset>
             </wp:positionH>
             <wp:positionV relativeFrom="paragraph">
-              <wp:posOffset>9525</wp:posOffset>
+              <wp:posOffset>10878</wp:posOffset>
             </wp:positionV>
-            <wp:extent cx="1854251" cy="864559"/>
-            <wp:effectExtent l="0" t="0" r="0" b="0"/>
+            <wp:extent cx="2316559" cy="1290210"/>
+            <wp:effectExtent l="0" t="0" r="7620" b="5715"/>
             <wp:wrapNone/>
-            <wp:docPr id="2046195723" name="Imagen 1" descr="Texto, Carta&#10;&#10;El contenido generado por IA puede ser incorrecto."/>
+            <wp:docPr id="1306679053" name="Imagen 1"/>
             <wp:cNvGraphicFramePr>
               <a:graphicFrameLocks xmlns:a="http://schemas.openxmlformats.org/drawingml/2006/main" noChangeAspect="1"/>
             </wp:cNvGraphicFramePr>
@@ -3403,29 +3352,41 @@
               <a:graphicData uri="http://schemas.openxmlformats.org/drawingml/2006/picture">
                 <pic:pic xmlns:pic="http://schemas.openxmlformats.org/drawingml/2006/picture">
                   <pic:nvPicPr>
-                    <pic:cNvPr id="2046195723" name="Imagen 1" descr="Texto, Carta&#10;&#10;El contenido generado por IA puede ser incorrecto."/>
-                    <pic:cNvPicPr/>
+                    <pic:cNvPr id="0" name="Picture 1"/>
+                    <pic:cNvPicPr>
+                      <a:picLocks noChangeAspect="1" noChangeArrowheads="1"/>
+                    </pic:cNvPicPr>
                   </pic:nvPicPr>
-                  <pic:blipFill>
-                    <a:blip r:embed="rId15">
+                  <pic:blipFill rotWithShape="1">
+                    <a:blip r:embed="rId14" r:link="rId15">
                       <a:extLst>
                         <a:ext uri="{28A0092B-C50C-407E-A947-70E740481C1C}">
                           <a14:useLocalDpi xmlns:a14="http://schemas.microsoft.com/office/drawing/2010/main" val="0"/>
                         </a:ext>
                       </a:extLst>
                     </a:blip>
+                    <a:srcRect l="4950" t="12735" r="5683" b="11954"/>
                     <a:stretch>
                       <a:fillRect/>
                     </a:stretch>
                   </pic:blipFill>
-                  <pic:spPr>
+                  <pic:spPr bwMode="auto">
                     <a:xfrm>
                       <a:off x="0" y="0"/>
-                      <a:ext cx="1854251" cy="864559"/>
+                      <a:ext cx="2316559" cy="1290210"/>
                     </a:xfrm>
                     <a:prstGeom prst="rect">
                       <a:avLst/>
                     </a:prstGeom>
+                    <a:noFill/>
+                    <a:ln>
+                      <a:noFill/>
+                    </a:ln>
+                    <a:extLst>
+                      <a:ext uri="{53640926-AAD7-44D8-BBD7-CCE9431645EC}">
+                        <a14:shadowObscured xmlns:a14="http://schemas.microsoft.com/office/drawing/2010/main"/>
+                      </a:ext>
+                    </a:extLst>
                   </pic:spPr>
                 </pic:pic>
               </a:graphicData>
@@ -3439,17 +3400,6 @@
           </wp:anchor>
         </w:drawing>
       </w:r>
-    </w:p>
-    <w:p>
-      <w:pPr>
-        <w:spacing w:after="0" w:line="200" w:lineRule="atLeast"/>
-        <w:rPr>
-          <w:rFonts w:ascii="Arial" w:hAnsi="Arial" w:cs="Arial"/>
-          <w:color w:val="000000" w:themeColor="text1"/>
-          <w:sz w:val="20"/>
-          <w:szCs w:val="20"/>
-        </w:rPr>
-      </w:pPr>
     </w:p>
     <w:p>
       <w:pPr>
@@ -4027,93 +3977,6 @@
     </w:p>
   </w:footnote>
   <w:footnote w:id="1">
-    <w:p>
-      <w:pPr>
-        <w:pStyle w:val="FootnoteText"/>
-        <w:tabs>
-          <w:tab w:val="left" w:pos="10490"/>
-        </w:tabs>
-        <w:ind w:left="1418" w:right="1416"/>
-        <w:rPr>
-          <w:rFonts w:ascii="Arial" w:hAnsi="Arial" w:cs="Arial"/>
-          <w:sz w:val="14"/>
-          <w:szCs w:val="14"/>
-        </w:rPr>
-      </w:pPr>
-      <w:r>
-        <w:rPr>
-          <w:rStyle w:val="FootnoteReference"/>
-          <w:rFonts w:ascii="Arial" w:hAnsi="Arial" w:cs="Arial"/>
-          <w:sz w:val="14"/>
-          <w:szCs w:val="14"/>
-        </w:rPr>
-        <w:footnoteRef/>
-      </w:r>
-      <w:r>
-        <w:rPr>
-          <w:rFonts w:ascii="Arial" w:hAnsi="Arial" w:cs="Arial"/>
-          <w:sz w:val="14"/>
-          <w:szCs w:val="14"/>
-        </w:rPr>
-        <w:t xml:space="preserve"> </w:t>
-      </w:r>
-      <w:bookmarkStart w:id="1" w:name="_Hlk65838528"/>
-      <w:r>
-        <w:rPr>
-          <w:rFonts w:ascii="Arial" w:hAnsi="Arial" w:cs="Arial"/>
-          <w:sz w:val="14"/>
-          <w:szCs w:val="14"/>
-          <w:lang w:val="es-ES"/>
-        </w:rPr>
-        <w:t xml:space="preserve">Que a la fecha se encuentra extinguida por el pago efectuado, posteriormente a la fecha de su emisión, con la Boleta de Pago Formulario </w:t>
-      </w:r>
-      <w:r>
-        <w:rPr>
-          <w:rFonts w:ascii="Arial" w:hAnsi="Arial" w:cs="Arial"/>
-          <w:sz w:val="14"/>
-          <w:szCs w:val="14"/>
-          <w:lang w:val="es-ES"/>
-        </w:rPr>
-        <w:t>{{FORM_PAGO}}</w:t>
-      </w:r>
-      <w:r>
-        <w:rPr>
-          <w:rFonts w:ascii="Arial" w:hAnsi="Arial" w:cs="Arial"/>
-          <w:sz w:val="14"/>
-          <w:szCs w:val="14"/>
-          <w:lang w:val="es-ES"/>
-        </w:rPr>
-        <w:t xml:space="preserve"> con N.º de Orden </w:t>
-      </w:r>
-      <w:bookmarkEnd w:id="1"/>
-      <w:r>
-        <w:rPr>
-          <w:rFonts w:ascii="Arial" w:hAnsi="Arial" w:cs="Arial"/>
-          <w:sz w:val="14"/>
-          <w:szCs w:val="14"/>
-        </w:rPr>
-        <w:t>{{BOLETA}}</w:t>
-      </w:r>
-      <w:r>
-        <w:rPr>
-          <w:rFonts w:ascii="Arial" w:hAnsi="Arial" w:cs="Arial"/>
-          <w:sz w:val="14"/>
-          <w:szCs w:val="14"/>
-        </w:rPr>
-        <w:t>.</w:t>
-      </w:r>
-    </w:p>
-    <w:p>
-      <w:pPr>
-        <w:pStyle w:val="FootnoteText"/>
-        <w:tabs>
-          <w:tab w:val="left" w:pos="10490"/>
-        </w:tabs>
-        <w:ind w:left="1418" w:right="1416"/>
-      </w:pPr>
-    </w:p>
-  </w:footnote>
-  <w:footnote w:id="2">
     <w:tbl>
       <w:tblPr>
         <w:tblStyle w:val="TableGrid"/>
@@ -8459,130 +8322,130 @@
       </w:rPr>
     </w:lvl>
   </w:abstractNum>
-  <w:num w:numId="1" w16cid:durableId="1215119044">
+  <w:num w:numId="1" w16cid:durableId="1009478504">
     <w:abstractNumId w:val="0"/>
   </w:num>
-  <w:num w:numId="2" w16cid:durableId="1010108346">
+  <w:num w:numId="2" w16cid:durableId="392123667">
     <w:abstractNumId w:val="24"/>
   </w:num>
-  <w:num w:numId="3" w16cid:durableId="337587499">
+  <w:num w:numId="3" w16cid:durableId="91054752">
     <w:abstractNumId w:val="12"/>
   </w:num>
-  <w:num w:numId="4" w16cid:durableId="1495338969">
+  <w:num w:numId="4" w16cid:durableId="1966888768">
     <w:abstractNumId w:val="19"/>
   </w:num>
-  <w:num w:numId="5" w16cid:durableId="810052105">
+  <w:num w:numId="5" w16cid:durableId="836723535">
     <w:abstractNumId w:val="21"/>
   </w:num>
-  <w:num w:numId="6" w16cid:durableId="777140971">
+  <w:num w:numId="6" w16cid:durableId="201946312">
     <w:abstractNumId w:val="2"/>
   </w:num>
-  <w:num w:numId="7" w16cid:durableId="2119635922">
+  <w:num w:numId="7" w16cid:durableId="1329942482">
     <w:abstractNumId w:val="20"/>
   </w:num>
-  <w:num w:numId="8" w16cid:durableId="488639694">
+  <w:num w:numId="8" w16cid:durableId="988174455">
     <w:abstractNumId w:val="32"/>
   </w:num>
-  <w:num w:numId="9" w16cid:durableId="2125611928">
+  <w:num w:numId="9" w16cid:durableId="1436946271">
     <w:abstractNumId w:val="1"/>
   </w:num>
-  <w:num w:numId="10" w16cid:durableId="1743135608">
+  <w:num w:numId="10" w16cid:durableId="1709257702">
     <w:abstractNumId w:val="40"/>
   </w:num>
-  <w:num w:numId="11" w16cid:durableId="1755198708">
+  <w:num w:numId="11" w16cid:durableId="893006555">
     <w:abstractNumId w:val="6"/>
   </w:num>
-  <w:num w:numId="12" w16cid:durableId="728387320">
+  <w:num w:numId="12" w16cid:durableId="1372726378">
     <w:abstractNumId w:val="37"/>
   </w:num>
-  <w:num w:numId="13" w16cid:durableId="1392387452">
+  <w:num w:numId="13" w16cid:durableId="2085445506">
     <w:abstractNumId w:val="17"/>
   </w:num>
-  <w:num w:numId="14" w16cid:durableId="1289580812">
+  <w:num w:numId="14" w16cid:durableId="499589421">
     <w:abstractNumId w:val="7"/>
   </w:num>
-  <w:num w:numId="15" w16cid:durableId="651522438">
+  <w:num w:numId="15" w16cid:durableId="2142454011">
     <w:abstractNumId w:val="16"/>
   </w:num>
-  <w:num w:numId="16" w16cid:durableId="1602296970">
+  <w:num w:numId="16" w16cid:durableId="1832795255">
     <w:abstractNumId w:val="11"/>
   </w:num>
-  <w:num w:numId="17" w16cid:durableId="336427217">
+  <w:num w:numId="17" w16cid:durableId="990869171">
     <w:abstractNumId w:val="25"/>
   </w:num>
-  <w:num w:numId="18" w16cid:durableId="1155727404">
+  <w:num w:numId="18" w16cid:durableId="1919173108">
     <w:abstractNumId w:val="28"/>
   </w:num>
-  <w:num w:numId="19" w16cid:durableId="1480028692">
+  <w:num w:numId="19" w16cid:durableId="952982796">
     <w:abstractNumId w:val="8"/>
   </w:num>
-  <w:num w:numId="20" w16cid:durableId="862401339">
+  <w:num w:numId="20" w16cid:durableId="503013063">
     <w:abstractNumId w:val="27"/>
   </w:num>
-  <w:num w:numId="21" w16cid:durableId="419253501">
+  <w:num w:numId="21" w16cid:durableId="1431242017">
     <w:abstractNumId w:val="22"/>
   </w:num>
-  <w:num w:numId="22" w16cid:durableId="1431048085">
+  <w:num w:numId="22" w16cid:durableId="126895099">
     <w:abstractNumId w:val="41"/>
   </w:num>
-  <w:num w:numId="23" w16cid:durableId="108790595">
+  <w:num w:numId="23" w16cid:durableId="1486898036">
     <w:abstractNumId w:val="18"/>
   </w:num>
-  <w:num w:numId="24" w16cid:durableId="1441299846">
+  <w:num w:numId="24" w16cid:durableId="1504739064">
     <w:abstractNumId w:val="5"/>
   </w:num>
-  <w:num w:numId="25" w16cid:durableId="1401637362">
+  <w:num w:numId="25" w16cid:durableId="1070034947">
     <w:abstractNumId w:val="10"/>
   </w:num>
-  <w:num w:numId="26" w16cid:durableId="150761192">
+  <w:num w:numId="26" w16cid:durableId="793795950">
     <w:abstractNumId w:val="35"/>
   </w:num>
-  <w:num w:numId="27" w16cid:durableId="2021538461">
+  <w:num w:numId="27" w16cid:durableId="793596077">
     <w:abstractNumId w:val="34"/>
   </w:num>
-  <w:num w:numId="28" w16cid:durableId="1745445521">
+  <w:num w:numId="28" w16cid:durableId="2026864237">
     <w:abstractNumId w:val="39"/>
   </w:num>
-  <w:num w:numId="29" w16cid:durableId="615260440">
+  <w:num w:numId="29" w16cid:durableId="135998976">
     <w:abstractNumId w:val="15"/>
   </w:num>
-  <w:num w:numId="30" w16cid:durableId="1308903374">
+  <w:num w:numId="30" w16cid:durableId="195316883">
     <w:abstractNumId w:val="4"/>
   </w:num>
-  <w:num w:numId="31" w16cid:durableId="2010214637">
+  <w:num w:numId="31" w16cid:durableId="1545941672">
     <w:abstractNumId w:val="14"/>
   </w:num>
-  <w:num w:numId="32" w16cid:durableId="180359165">
+  <w:num w:numId="32" w16cid:durableId="2132744063">
     <w:abstractNumId w:val="26"/>
   </w:num>
-  <w:num w:numId="33" w16cid:durableId="47456344">
+  <w:num w:numId="33" w16cid:durableId="1200510416">
     <w:abstractNumId w:val="31"/>
   </w:num>
-  <w:num w:numId="34" w16cid:durableId="443692989">
+  <w:num w:numId="34" w16cid:durableId="722287951">
     <w:abstractNumId w:val="13"/>
   </w:num>
-  <w:num w:numId="35" w16cid:durableId="45689158">
+  <w:num w:numId="35" w16cid:durableId="744455992">
     <w:abstractNumId w:val="38"/>
   </w:num>
-  <w:num w:numId="36" w16cid:durableId="782459200">
+  <w:num w:numId="36" w16cid:durableId="833446865">
     <w:abstractNumId w:val="23"/>
   </w:num>
-  <w:num w:numId="37" w16cid:durableId="510292923">
+  <w:num w:numId="37" w16cid:durableId="1863545297">
     <w:abstractNumId w:val="30"/>
   </w:num>
-  <w:num w:numId="38" w16cid:durableId="141972337">
+  <w:num w:numId="38" w16cid:durableId="538248079">
     <w:abstractNumId w:val="3"/>
   </w:num>
-  <w:num w:numId="39" w16cid:durableId="414400755">
+  <w:num w:numId="39" w16cid:durableId="1627396446">
     <w:abstractNumId w:val="33"/>
   </w:num>
-  <w:num w:numId="40" w16cid:durableId="1635258295">
+  <w:num w:numId="40" w16cid:durableId="126045331">
     <w:abstractNumId w:val="36"/>
   </w:num>
-  <w:num w:numId="41" w16cid:durableId="483161958">
+  <w:num w:numId="41" w16cid:durableId="899484399">
     <w:abstractNumId w:val="29"/>
   </w:num>
-  <w:num w:numId="42" w16cid:durableId="930238106">
+  <w:num w:numId="42" w16cid:durableId="385568015">
     <w:abstractNumId w:val="9"/>
   </w:num>
 </w:numbering>
@@ -10374,6 +10237,15 @@
 </file>
 
 <file path=customXml/item1.xml><?xml version="1.0" encoding="utf-8"?>
+<?mso-contentType ?>
+<FormTemplates xmlns="http://schemas.microsoft.com/sharepoint/v3/contenttype/forms">
+  <Display>DocumentLibraryForm</Display>
+  <Edit>DocumentLibraryForm</Edit>
+  <New>DocumentLibraryForm</New>
+</FormTemplates>
+</file>
+
+<file path=customXml/item2.xml><?xml version="1.0" encoding="utf-8"?>
 <ct:contentTypeSchema xmlns:ct="http://schemas.microsoft.com/office/2006/metadata/contentType" xmlns:ma="http://schemas.microsoft.com/office/2006/metadata/properties/metaAttributes" ct:_="" ma:_="" ma:contentTypeName="Documento" ma:contentTypeID="0x010100F03484BF32DBCB46AD20F0115C2F61FE" ma:contentTypeVersion="21" ma:contentTypeDescription="Crear nuevo documento." ma:contentTypeScope="" ma:versionID="9185667f7762df16a8b29aca4e52443e">
   <xsd:schema xmlns:xsd="http://www.w3.org/2001/XMLSchema" xmlns:xs="http://www.w3.org/2001/XMLSchema" xmlns:p="http://schemas.microsoft.com/office/2006/metadata/properties" xmlns:ns2="b68ea25f-4c5d-467c-a666-be04225f8e58" xmlns:ns3="680c7679-6e7d-4828-b830-7705079186f8" xmlns:ns4="d94663fc-0bbb-4c75-ad7b-31b0161adbbf" targetNamespace="http://schemas.microsoft.com/office/2006/metadata/properties" ma:root="true" ma:fieldsID="62dcf323065bb9201939f6f167e3127a" ns2:_="" ns3:_="" ns4:_="">
     <xsd:import namespace="b68ea25f-4c5d-467c-a666-be04225f8e58"/>
@@ -10685,7 +10557,7 @@
 </ct:contentTypeSchema>
 </file>
 
-<file path=customXml/item2.xml><?xml version="1.0" encoding="utf-8"?>
+<file path=customXml/item3.xml><?xml version="1.0" encoding="utf-8"?>
 <p:properties xmlns:p="http://schemas.microsoft.com/office/2006/metadata/properties" xmlns:xsi="http://www.w3.org/2001/XMLSchema-instance" xmlns:pc="http://schemas.microsoft.com/office/infopath/2007/PartnerControls">
   <documentManagement>
     <FALLO xmlns="b68ea25f-4c5d-467c-a666-be04225f8e58" xsi:nil="true"/>
@@ -10704,20 +10576,19 @@
 </p:properties>
 </file>
 
-<file path=customXml/item3.xml><?xml version="1.0" encoding="utf-8"?>
+<file path=customXml/item4.xml><?xml version="1.0" encoding="utf-8"?>
 <b:Sources xmlns:w="http://schemas.openxmlformats.org/wordprocessingml/2006/main" xmlns:w15="http://schemas.microsoft.com/office/word/2012/wordml" xmlns:w14="http://schemas.microsoft.com/office/word/2010/wordml" xmlns:r="http://schemas.openxmlformats.org/officeDocument/2006/relationships" xmlns:m="http://schemas.openxmlformats.org/officeDocument/2006/math" xmlns:wp="http://schemas.openxmlformats.org/drawingml/2006/wordprocessingDrawing" xmlns:a="http://schemas.openxmlformats.org/drawingml/2006/main" xmlns:wp14="http://schemas.microsoft.com/office/word/2010/wordprocessingDrawing" xmlns:mc="http://schemas.openxmlformats.org/markup-compatibility/2006" xmlns:sl="http://schemas.openxmlformats.org/schemaLibrary/2006/main" xmlns:wne="http://schemas.microsoft.com/office/word/2006/wordml" xmlns:c="http://schemas.openxmlformats.org/drawingml/2006/chart" xmlns:cdr="http://schemas.openxmlformats.org/drawingml/2006/chartDrawing" xmlns:c14="http://schemas.microsoft.com/office/drawing/2007/8/2/chart" xmlns:dgm="http://schemas.openxmlformats.org/drawingml/2006/diagram" xmlns:pic="http://schemas.openxmlformats.org/drawingml/2006/picture" xmlns:xdr="http://schemas.openxmlformats.org/drawingml/2006/spreadsheetDrawing" xmlns:dsp="http://schemas.microsoft.com/office/drawing/2008/diagram" xmlns:xvml="urn:schemas-microsoft-com:office:excel" xmlns:o="urn:schemas-microsoft-com:office:office" xmlns:w10="urn:schemas-microsoft-com:office:word" xmlns:v="urn:schemas-microsoft-com:vml" xmlns:pvml="urn:schemas-microsoft-com:office:powerpoint" xmlns:cppr="http://schemas.microsoft.com/office/2006/coverPageProps" xmlns:odx="http://opendope.org/xpaths" xmlns:odc="http://opendope.org/conditions" xmlns:odq="http://opendope.org/questions" xmlns:oda="http://opendope.org/answers" xmlns:odi="http://opendope.org/components" xmlns:odgm="http://opendope.org/SmartArt/DataHierarchy" xmlns:b="http://schemas.openxmlformats.org/officeDocument/2006/bibliography" xmlns:wps="http://schemas.microsoft.com/office/word/2010/wordprocessingShape" xmlns:w16se="http://schemas.microsoft.com/office/word/2015/wordml/symex" xmlns:w16cid="http://schemas.microsoft.com/office/word/2016/wordml/cid" xmlns:wetp="http://schemas.microsoft.com/office/webextensions/taskpanes/2010/11" xmlns:we="http://schemas.microsoft.com/office/webextensions/webextension/2010/11" xmlns:comp="http://schemas.openxmlformats.org/drawingml/2006/compatibility" xmlns:lc="http://schemas.openxmlformats.org/drawingml/2006/lockedCanvas" SelectedStyle="\APASixthEditionOfficeOnline.xsl" StyleName="APA"/>
 </file>
 
-<file path=customXml/item4.xml><?xml version="1.0" encoding="utf-8"?>
-<?mso-contentType ?>
-<FormTemplates xmlns="http://schemas.microsoft.com/sharepoint/v3/contenttype/forms">
-  <Display>DocumentLibraryForm</Display>
-  <Edit>DocumentLibraryForm</Edit>
-  <New>DocumentLibraryForm</New>
-</FormTemplates>
+<file path=customXml/itemProps1.xml><?xml version="1.0" encoding="utf-8"?>
+<ds:datastoreItem xmlns:ds="http://schemas.openxmlformats.org/officeDocument/2006/customXml" ds:itemID="{8CC94C80-F113-4E76-BC78-2D2BFE910EF6}">
+  <ds:schemaRefs>
+    <ds:schemaRef ds:uri="http://schemas.microsoft.com/sharepoint/v3/contenttype/forms"/>
+  </ds:schemaRefs>
+</ds:datastoreItem>
 </file>
 
-<file path=customXml/itemProps1.xml><?xml version="1.0" encoding="utf-8"?>
+<file path=customXml/itemProps2.xml><?xml version="1.0" encoding="utf-8"?>
 <ds:datastoreItem xmlns:ds="http://schemas.openxmlformats.org/officeDocument/2006/customXml" ds:itemID="{68F3670B-DF80-462D-B3BD-6C370F11B12A}">
   <ds:schemaRefs>
     <ds:schemaRef ds:uri="http://schemas.microsoft.com/office/2006/metadata/contentType"/>
@@ -10737,7 +10608,7 @@
 </ds:datastoreItem>
 </file>
 
-<file path=customXml/itemProps2.xml><?xml version="1.0" encoding="utf-8"?>
+<file path=customXml/itemProps3.xml><?xml version="1.0" encoding="utf-8"?>
 <ds:datastoreItem xmlns:ds="http://schemas.openxmlformats.org/officeDocument/2006/customXml" ds:itemID="{23B649F1-0E56-4D17-8AD4-DDB881CE4CFB}">
   <ds:schemaRefs>
     <ds:schemaRef ds:uri="http://schemas.microsoft.com/office/2006/metadata/properties"/>
@@ -10748,7 +10619,7 @@
 </ds:datastoreItem>
 </file>
 
-<file path=customXml/itemProps3.xml><?xml version="1.0" encoding="utf-8"?>
+<file path=customXml/itemProps4.xml><?xml version="1.0" encoding="utf-8"?>
 <ds:datastoreItem xmlns:ds="http://schemas.openxmlformats.org/officeDocument/2006/customXml" ds:itemID="{1832EA8B-51A8-4322-A9C2-10C1DC5CFA2F}">
   <ds:schemaRefs>
     <ds:schemaRef ds:uri="http://schemas.openxmlformats.org/wordprocessingml/2006/main"/>
@@ -10791,12 +10662,4 @@
     <ds:schemaRef ds:uri="http://schemas.openxmlformats.org/drawingml/2006/lockedCanvas"/>
   </ds:schemaRefs>
 </ds:datastoreItem>
-</file>
-
-<file path=customXml/itemProps4.xml><?xml version="1.0" encoding="utf-8"?>
-<ds:datastoreItem xmlns:ds="http://schemas.openxmlformats.org/officeDocument/2006/customXml" ds:itemID="{8CC94C80-F113-4E76-BC78-2D2BFE910EF6}">
-  <ds:schemaRefs>
-    <ds:schemaRef ds:uri="http://schemas.microsoft.com/sharepoint/v3/contenttype/forms"/>
-  </ds:schemaRefs>
-</ds:datastoreItem>
 </file>